--- a/lessons/1-5/downloads/1-5-notes-teacher.docx
+++ b/lessons/1-5/downloads/1-5-notes-teacher.docx
@@ -14,7 +14,7 @@
           <w:sz w:val="18"/>
           <w:szCs w:val="18"/>
         </w:rPr>
-        <w:t xml:space="preserve">UNIT 1  ·  LESSON 5      STANDARD 6.NS.3</w:t>
+        <w:t xml:space="preserve">UNIT 1  ·  LESSON 5      STANDARD 6.NOS.3</w:t>
       </w:r>
     </w:p>
     <w:p>
@@ -2560,6 +2560,32 @@
     </w:p>
     <w:p>
       <w:pPr>
+        <w:pStyle w:val="Heading2"/>
+        <w:spacing w:after="80" w:before="180"/>
+      </w:pPr>
+      <w:r>
+        <w:rPr>
+          <w:b/>
+          <w:bCs/>
+          <w:color w:val="12355B"/>
+          <w:sz w:val="24"/>
+          <w:szCs w:val="24"/>
+        </w:rPr>
+        <w:t xml:space="preserve">Level 1 Support</w:t>
+      </w:r>
+      <w:r>
+        <w:rPr>
+          <w:i/>
+          <w:iCs/>
+          <w:color w:val="1FA6A2"/>
+          <w:sz w:val="19"/>
+          <w:szCs w:val="19"/>
+        </w:rPr>
+        <w:t xml:space="preserve">   extra scaffolding</w:t>
+      </w:r>
+    </w:p>
+    <w:p>
+      <w:pPr>
         <w:keepNext/>
         <w:spacing w:after="60" w:before="160"/>
       </w:pPr>
@@ -2820,6 +2846,32 @@
     </w:tbl>
     <w:p>
       <w:pPr>
+        <w:pStyle w:val="Heading2"/>
+        <w:spacing w:after="80" w:before="180"/>
+      </w:pPr>
+      <w:r>
+        <w:rPr>
+          <w:b/>
+          <w:bCs/>
+          <w:color w:val="12355B"/>
+          <w:sz w:val="24"/>
+          <w:szCs w:val="24"/>
+        </w:rPr>
+        <w:t xml:space="preserve">On Level</w:t>
+      </w:r>
+      <w:r>
+        <w:rPr>
+          <w:i/>
+          <w:iCs/>
+          <w:color w:val="12355B"/>
+          <w:sz w:val="19"/>
+          <w:szCs w:val="19"/>
+        </w:rPr>
+        <w:t xml:space="preserve">   grade-level practice</w:t>
+      </w:r>
+    </w:p>
+    <w:p>
+      <w:pPr>
         <w:keepNext/>
         <w:spacing w:after="60" w:before="160"/>
       </w:pPr>
@@ -2950,136 +3002,6 @@
     </w:tbl>
     <w:p>
       <w:pPr>
-        <w:keepNext/>
-        <w:spacing w:after="60" w:before="160"/>
-      </w:pPr>
-      <w:r>
-        <w:rPr>
-          <w:b/>
-          <w:bCs/>
-          <w:color w:val="12355B"/>
-          <w:sz w:val="22"/>
-          <w:szCs w:val="22"/>
-        </w:rPr>
-        <w:t xml:space="preserve">4.  </w:t>
-      </w:r>
-      <w:r>
-        <w:rPr>
-          <w:b/>
-          <w:bCs/>
-          <w:sz w:val="21"/>
-          <w:szCs w:val="21"/>
-        </w:rPr>
-        <w:t xml:space="preserve">Case File: A crew member's snack receipt shows $27.60 for dried fruit and $15.45 for protein bars. What is the total on the receipt?</w:t>
-      </w:r>
-    </w:p>
-    <w:p>
-      <w:pPr>
-        <w:spacing w:after="40"/>
-        <w:ind w:left="420"/>
-      </w:pPr>
-      <w:r>
-        <w:rPr>
-          <w:sz w:val="20"/>
-          <w:szCs w:val="20"/>
-        </w:rPr>
-        <w:t xml:space="preserve">A)  $43.05</w:t>
-      </w:r>
-    </w:p>
-    <w:p>
-      <w:pPr>
-        <w:spacing w:after="40"/>
-        <w:ind w:left="420"/>
-      </w:pPr>
-      <w:r>
-        <w:rPr>
-          <w:sz w:val="20"/>
-          <w:szCs w:val="20"/>
-        </w:rPr>
-        <w:t xml:space="preserve">B)  $42.05</w:t>
-      </w:r>
-    </w:p>
-    <w:p>
-      <w:pPr>
-        <w:spacing w:after="40"/>
-        <w:ind w:left="420"/>
-      </w:pPr>
-      <w:r>
-        <w:rPr>
-          <w:sz w:val="20"/>
-          <w:szCs w:val="20"/>
-        </w:rPr>
-        <w:t xml:space="preserve">C)  $43.15</w:t>
-      </w:r>
-    </w:p>
-    <w:p>
-      <w:pPr>
-        <w:spacing w:after="40"/>
-        <w:ind w:left="420"/>
-      </w:pPr>
-      <w:r>
-        <w:rPr>
-          <w:sz w:val="20"/>
-          <w:szCs w:val="20"/>
-        </w:rPr>
-        <w:t xml:space="preserve">D)  $42.95</w:t>
-      </w:r>
-    </w:p>
-    <w:p>
-      <w:pPr>
-        <w:spacing w:after="20"/>
-      </w:pPr>
-      <w:r>
-        <w:t xml:space="preserve"/>
-      </w:r>
-    </w:p>
-    <w:tbl>
-      <w:tblPr>
-        <w:tblW w:type="pct" w:w="100%"/>
-        <w:tblBorders>
-          <w:top w:val="single" w:color="C7D2DD" w:sz="6"/>
-          <w:left w:val="single" w:color="C7D2DD" w:sz="6"/>
-          <w:bottom w:val="single" w:color="C7D2DD" w:sz="6"/>
-          <w:right w:val="single" w:color="C7D2DD" w:sz="6"/>
-          <w:insideH w:val="single" w:color="auto" w:sz="4"/>
-          <w:insideV w:val="single" w:color="auto" w:sz="4"/>
-        </w:tblBorders>
-      </w:tblPr>
-      <w:tblGrid>
-        <w:gridCol w:w="100"/>
-      </w:tblGrid>
-      <w:tr>
-        <w:tc>
-          <w:tcPr>
-            <w:shd w:fill="FBF3E2" w:color="auto" w:val="clear"/>
-            <w:tcMar>
-              <w:top w:type="dxa" w:w="60"/>
-              <w:left w:type="dxa" w:w="120"/>
-              <w:bottom w:type="dxa" w:w="60"/>
-              <w:right w:type="dxa" w:w="120"/>
-            </w:tcMar>
-          </w:tcPr>
-          <w:p>
-            <w:pPr>
-              <w:spacing w:after="0" w:line="320"/>
-            </w:pPr>
-            <w:r>
-              <w:t xml:space="preserve"/>
-            </w:r>
-          </w:p>
-          <w:p>
-            <w:pPr>
-              <w:spacing w:after="0" w:line="320"/>
-            </w:pPr>
-            <w:r>
-              <w:t xml:space="preserve"/>
-            </w:r>
-          </w:p>
-        </w:tc>
-      </w:tr>
-    </w:tbl>
-    <w:p>
-      <w:pPr>
         <w:pStyle w:val="Heading1"/>
         <w:pageBreakBefore/>
         <w:pBdr>
@@ -3427,23 +3349,17 @@
     </w:p>
     <w:p>
       <w:pPr>
-        <w:spacing w:after="80"/>
-      </w:pPr>
-      <w:r>
-        <w:rPr>
-          <w:b/>
-          <w:bCs/>
-          <w:sz w:val="21"/>
-          <w:szCs w:val="21"/>
-        </w:rPr>
-        <w:t xml:space="preserve">1.  </w:t>
-      </w:r>
-      <w:r>
-        <w:rPr>
-          <w:sz w:val="21"/>
-          <w:szCs w:val="21"/>
-        </w:rPr>
-        <w:t xml:space="preserve">A)  13.75</w:t>
+        <w:spacing w:after="100"/>
+      </w:pPr>
+      <w:r>
+        <w:rPr>
+          <w:b/>
+          <w:bCs/>
+          <w:color w:val="B97A12"/>
+          <w:sz w:val="20"/>
+          <w:szCs w:val="20"/>
+        </w:rPr>
+        <w:t xml:space="preserve">Watch for this mistake:  </w:t>
       </w:r>
       <w:r>
         <w:rPr>
@@ -3453,7 +3369,23 @@
           <w:sz w:val="19"/>
           <w:szCs w:val="19"/>
         </w:rPr>
-        <w:t xml:space="preserve">  — Line up decimals: 9.05 + 4.70. Hundredths: 5 + 0 = 5. Tenths: 0 + 7 = 7. Ones: 9 + 4 = 13. Answer: 13.75.</w:t>
+        <w:t xml:space="preserve">A common mistake in Add and Subtract Decimals is lining up the last digits (the right edges) of each number instead of lining up the decimal points — for example, adding 8.3 and 2.45 as if the 3 and the 5 belong in the same column. Before you add or subtract, annex zeros so every number has the same number of decimal places (write 8.3 as 8.30), then check that the decimal points sit directly above one another.</w:t>
+      </w:r>
+    </w:p>
+    <w:p>
+      <w:pPr>
+        <w:pStyle w:val="Heading2"/>
+        <w:spacing w:after="80" w:before="180"/>
+      </w:pPr>
+      <w:r>
+        <w:rPr>
+          <w:b/>
+          <w:bCs/>
+          <w:color w:val="12355B"/>
+          <w:sz w:val="24"/>
+          <w:szCs w:val="24"/>
+        </w:rPr>
+        <w:t xml:space="preserve">Level 1 Support</w:t>
       </w:r>
     </w:p>
     <w:p>
@@ -3467,14 +3399,14 @@
           <w:sz w:val="21"/>
           <w:szCs w:val="21"/>
         </w:rPr>
-        <w:t xml:space="preserve">2.  </w:t>
-      </w:r>
-      <w:r>
-        <w:rPr>
-          <w:sz w:val="21"/>
-          <w:szCs w:val="21"/>
-        </w:rPr>
-        <w:t xml:space="preserve">A)  26.53</w:t>
+        <w:t xml:space="preserve">1.  </w:t>
+      </w:r>
+      <w:r>
+        <w:rPr>
+          <w:sz w:val="21"/>
+          <w:szCs w:val="21"/>
+        </w:rPr>
+        <w:t xml:space="preserve">A)  13.75</w:t>
       </w:r>
       <w:r>
         <w:rPr>
@@ -3484,7 +3416,7 @@
           <w:sz w:val="19"/>
           <w:szCs w:val="19"/>
         </w:rPr>
-        <w:t xml:space="preserve">  — Rewrite 50 as 50.00. Then 50.00 − 23.47 = 26.53. You must borrow across multiple places.</w:t>
+        <w:t xml:space="preserve">  — Line up decimals: 9.05 + 4.70. Hundredths: 5 + 0 = 5. Tenths: 0 + 7 = 7. Ones: 9 + 4 = 13. Answer: 13.75.</w:t>
       </w:r>
     </w:p>
     <w:p>
@@ -3498,14 +3430,14 @@
           <w:sz w:val="21"/>
           <w:szCs w:val="21"/>
         </w:rPr>
-        <w:t xml:space="preserve">3.  </w:t>
-      </w:r>
-      <w:r>
-        <w:rPr>
-          <w:sz w:val="21"/>
-          <w:szCs w:val="21"/>
-        </w:rPr>
-        <w:t xml:space="preserve">A)  $21.14</w:t>
+        <w:t xml:space="preserve">2.  </w:t>
+      </w:r>
+      <w:r>
+        <w:rPr>
+          <w:sz w:val="21"/>
+          <w:szCs w:val="21"/>
+        </w:rPr>
+        <w:t xml:space="preserve">A)  26.53</w:t>
       </w:r>
       <w:r>
         <w:rPr>
@@ -3515,7 +3447,23 @@
           <w:sz w:val="19"/>
           <w:szCs w:val="19"/>
         </w:rPr>
-        <w:t xml:space="preserve">  — 4.59 + 12.75 + 3.80 = 21.14. Line up decimal points and add column by column.</w:t>
+        <w:t xml:space="preserve">  — Rewrite 50 as 50.00. Then 50.00 − 23.47 = 26.53. You must borrow across multiple places.</w:t>
+      </w:r>
+    </w:p>
+    <w:p>
+      <w:pPr>
+        <w:pStyle w:val="Heading2"/>
+        <w:spacing w:after="80" w:before="180"/>
+      </w:pPr>
+      <w:r>
+        <w:rPr>
+          <w:b/>
+          <w:bCs/>
+          <w:color w:val="12355B"/>
+          <w:sz w:val="24"/>
+          <w:szCs w:val="24"/>
+        </w:rPr>
+        <w:t xml:space="preserve">On Level</w:t>
       </w:r>
     </w:p>
     <w:p>
@@ -3529,14 +3477,14 @@
           <w:sz w:val="21"/>
           <w:szCs w:val="21"/>
         </w:rPr>
-        <w:t xml:space="preserve">4.  </w:t>
-      </w:r>
-      <w:r>
-        <w:rPr>
-          <w:sz w:val="21"/>
-          <w:szCs w:val="21"/>
-        </w:rPr>
-        <w:t xml:space="preserve">A)  $43.05</w:t>
+        <w:t xml:space="preserve">3.  </w:t>
+      </w:r>
+      <w:r>
+        <w:rPr>
+          <w:sz w:val="21"/>
+          <w:szCs w:val="21"/>
+        </w:rPr>
+        <w:t xml:space="preserve">A)  $21.14</w:t>
       </w:r>
       <w:r>
         <w:rPr>
@@ -3546,7 +3494,7 @@
           <w:sz w:val="19"/>
           <w:szCs w:val="19"/>
         </w:rPr>
-        <w:t xml:space="preserve">  — Line up the decimal points: 27.60 + 15.45. Hundredths: 0 + 5 = 5. Tenths: 6 + 4 = 10, write 0 carry 1. Ones: 7 + 5 + 1 = 13, write 3 carry 1. Tens: 2 + 1 + 1 = 4. Total: $43.05.</w:t>
+        <w:t xml:space="preserve">  — 4.59 + 12.75 + 3.80 = 21.14. Line up decimal points and add column by column.</w:t>
       </w:r>
     </w:p>
     <w:p>

--- a/lessons/1-5/downloads/1-5-notes-teacher.docx
+++ b/lessons/1-5/downloads/1-5-notes-teacher.docx
@@ -1247,7 +1247,22 @@
           <w:sz w:val="30"/>
           <w:szCs w:val="30"/>
         </w:rPr>
-        <w:t xml:space="preserve">Worked Example</w:t>
+        <w:t xml:space="preserve">Write About the Math</w:t>
+      </w:r>
+    </w:p>
+    <w:p>
+      <w:pPr>
+        <w:spacing w:after="100"/>
+      </w:pPr>
+      <w:r>
+        <w:rPr>
+          <w:i/>
+          <w:iCs/>
+          <w:color w:val="5F6F80"/>
+          <w:sz w:val="19"/>
+          <w:szCs w:val="19"/>
+        </w:rPr>
+        <w:t xml:space="preserve">Use the support level you need. Every level answers the same math question.</w:t>
       </w:r>
     </w:p>
     <w:p>
@@ -1263,17 +1278,17 @@
           <w:sz w:val="24"/>
           <w:szCs w:val="24"/>
         </w:rPr>
-        <w:t xml:space="preserve">Watch &amp; Read</w:t>
+        <w:t xml:space="preserve">1. Understand the Question</w:t>
       </w:r>
       <w:r>
         <w:rPr>
           <w:i/>
           <w:iCs/>
-          <w:color w:val="1FA6A2"/>
-          <w:sz w:val="19"/>
-          <w:szCs w:val="19"/>
-        </w:rPr>
-        <w:t xml:space="preserve">   I Do — follow along with your teacher</w:t>
+          <w:color w:val="B97A12"/>
+          <w:sz w:val="19"/>
+          <w:szCs w:val="19"/>
+        </w:rPr>
+        <w:t xml:space="preserve">   explain</w:t>
       </w:r>
     </w:p>
     <w:tbl>
@@ -1308,25 +1323,360 @@
             </w:pPr>
             <w:r>
               <w:rPr>
+                <w:color w:val="1A2733"/>
+                <w:sz w:val="21"/>
+                <w:szCs w:val="21"/>
+              </w:rPr>
+              <w:t xml:space="preserve">When you added 128.75 and 46.8, how did you handle 46.8 having fewer decimal places, and when did you need to regroup?</w:t>
+            </w:r>
+          </w:p>
+          <w:p>
+            <w:pPr>
+              <w:spacing w:after="0"/>
+            </w:pPr>
+            <w:r>
+              <w:rPr>
                 <w:b/>
                 <w:bCs/>
                 <w:color w:val="12355B"/>
-                <w:sz w:val="22"/>
-                <w:szCs w:val="22"/>
+                <w:sz w:val="20"/>
+                <w:szCs w:val="20"/>
               </w:rPr>
-              <w:t xml:space="preserve">Space Station Fuel Monitor</w:t>
-            </w:r>
-          </w:p>
-          <w:p>
-            <w:pPr>
-              <w:spacing w:after="0"/>
-            </w:pPr>
+              <w:t xml:space="preserve">Your job:  </w:t>
+            </w:r>
             <w:r>
               <w:rPr>
+                <w:sz w:val="20"/>
+                <w:szCs w:val="20"/>
+              </w:rPr>
+              <w:t xml:space="preserve">Answer the question. Use math evidence. Explain how the evidence proves your answer.</w:t>
+            </w:r>
+            <w:r>
+              <w:rPr>
+                <w:i/>
+                <w:iCs/>
+                <w:color w:val="5F6F80"/>
+                <w:sz w:val="18"/>
+                <w:szCs w:val="18"/>
+              </w:rPr>
+              <w:br/>
+              <w:t xml:space="preserve">Responde la pregunta. Usa evidencia matemática. Explica cómo la evidencia demuestra tu respuesta.</w:t>
+            </w:r>
+          </w:p>
+        </w:tc>
+      </w:tr>
+    </w:tbl>
+    <w:p>
+      <w:pPr>
+        <w:pStyle w:val="Heading2"/>
+        <w:spacing w:after="80" w:before="180"/>
+      </w:pPr>
+      <w:r>
+        <w:rPr>
+          <w:b/>
+          <w:bCs/>
+          <w:color w:val="12355B"/>
+          <w:sz w:val="24"/>
+          <w:szCs w:val="24"/>
+        </w:rPr>
+        <w:t xml:space="preserve">2. Plan Your Math Words</w:t>
+      </w:r>
+      <w:r>
+        <w:rPr>
+          <w:i/>
+          <w:iCs/>
+          <w:color w:val="1FA6A2"/>
+          <w:sz w:val="19"/>
+          <w:szCs w:val="19"/>
+        </w:rPr>
+        <w:t xml:space="preserve">   check at least two</w:t>
+      </w:r>
+    </w:p>
+    <w:p>
+      <w:pPr>
+        <w:spacing w:after="60"/>
+      </w:pPr>
+      <w:r>
+        <w:rPr>
+          <w:b/>
+          <w:bCs/>
+          <w:color w:val="1FA6A2"/>
+          <w:sz w:val="22"/>
+          <w:szCs w:val="22"/>
+        </w:rPr>
+        <w:t xml:space="preserve">☐  </w:t>
+      </w:r>
+      <w:r>
+        <w:rPr>
+          <w:b/>
+          <w:bCs/>
+          <w:color w:val="12355B"/>
+          <w:sz w:val="20"/>
+          <w:szCs w:val="20"/>
+        </w:rPr>
+        <w:t xml:space="preserve">Decimal — </w:t>
+      </w:r>
+      <w:r>
+        <w:rPr>
+          <w:sz w:val="20"/>
+          <w:szCs w:val="20"/>
+        </w:rPr>
+        <w:t xml:space="preserve">A number with a dot that shows a part between whole numbers.</w:t>
+      </w:r>
+      <w:r>
+        <w:rPr>
+          <w:i/>
+          <w:iCs/>
+          <w:color w:val="5F6F80"/>
+          <w:sz w:val="18"/>
+          <w:szCs w:val="18"/>
+        </w:rPr>
+        <w:br/>
+        <w:t xml:space="preserve">Decimal — Un número con un punto que muestra una parte entre números enteros.</w:t>
+      </w:r>
+    </w:p>
+    <w:p>
+      <w:pPr>
+        <w:spacing w:after="60"/>
+      </w:pPr>
+      <w:r>
+        <w:rPr>
+          <w:b/>
+          <w:bCs/>
+          <w:color w:val="1FA6A2"/>
+          <w:sz w:val="22"/>
+          <w:szCs w:val="22"/>
+        </w:rPr>
+        <w:t xml:space="preserve">☐  </w:t>
+      </w:r>
+      <w:r>
+        <w:rPr>
+          <w:b/>
+          <w:bCs/>
+          <w:color w:val="12355B"/>
+          <w:sz w:val="20"/>
+          <w:szCs w:val="20"/>
+        </w:rPr>
+        <w:t xml:space="preserve">Place value — </w:t>
+      </w:r>
+      <w:r>
+        <w:rPr>
+          <w:sz w:val="20"/>
+          <w:szCs w:val="20"/>
+        </w:rPr>
+        <w:t xml:space="preserve">What a digit is worth based on where it sits in a number.</w:t>
+      </w:r>
+      <w:r>
+        <w:rPr>
+          <w:i/>
+          <w:iCs/>
+          <w:color w:val="5F6F80"/>
+          <w:sz w:val="18"/>
+          <w:szCs w:val="18"/>
+        </w:rPr>
+        <w:br/>
+        <w:t xml:space="preserve">Valor posicional — Lo que vale un dígito según el lugar que ocupa en el número.</w:t>
+      </w:r>
+    </w:p>
+    <w:p>
+      <w:pPr>
+        <w:spacing w:after="60"/>
+      </w:pPr>
+      <w:r>
+        <w:rPr>
+          <w:b/>
+          <w:bCs/>
+          <w:color w:val="1FA6A2"/>
+          <w:sz w:val="22"/>
+          <w:szCs w:val="22"/>
+        </w:rPr>
+        <w:t xml:space="preserve">☐  </w:t>
+      </w:r>
+      <w:r>
+        <w:rPr>
+          <w:b/>
+          <w:bCs/>
+          <w:color w:val="12355B"/>
+          <w:sz w:val="20"/>
+          <w:szCs w:val="20"/>
+        </w:rPr>
+        <w:t xml:space="preserve">Tenths — </w:t>
+      </w:r>
+      <w:r>
+        <w:rPr>
+          <w:sz w:val="20"/>
+          <w:szCs w:val="20"/>
+        </w:rPr>
+        <w:t xml:space="preserve">The first spot after the decimal point. It shows parts out of 10.</w:t>
+      </w:r>
+      <w:r>
+        <w:rPr>
+          <w:i/>
+          <w:iCs/>
+          <w:color w:val="5F6F80"/>
+          <w:sz w:val="18"/>
+          <w:szCs w:val="18"/>
+        </w:rPr>
+        <w:br/>
+        <w:t xml:space="preserve">Décimas — El primer lugar después del punto decimal. Muestra partes de 10.</w:t>
+      </w:r>
+    </w:p>
+    <w:p>
+      <w:pPr>
+        <w:spacing w:after="60"/>
+      </w:pPr>
+      <w:r>
+        <w:rPr>
+          <w:b/>
+          <w:bCs/>
+          <w:color w:val="1FA6A2"/>
+          <w:sz w:val="22"/>
+          <w:szCs w:val="22"/>
+        </w:rPr>
+        <w:t xml:space="preserve">☐  </w:t>
+      </w:r>
+      <w:r>
+        <w:rPr>
+          <w:b/>
+          <w:bCs/>
+          <w:color w:val="12355B"/>
+          <w:sz w:val="20"/>
+          <w:szCs w:val="20"/>
+        </w:rPr>
+        <w:t xml:space="preserve">Hundredths — </w:t>
+      </w:r>
+      <w:r>
+        <w:rPr>
+          <w:sz w:val="20"/>
+          <w:szCs w:val="20"/>
+        </w:rPr>
+        <w:t xml:space="preserve">The second spot after the decimal point. It shows parts out of 100.</w:t>
+      </w:r>
+      <w:r>
+        <w:rPr>
+          <w:i/>
+          <w:iCs/>
+          <w:color w:val="5F6F80"/>
+          <w:sz w:val="18"/>
+          <w:szCs w:val="18"/>
+        </w:rPr>
+        <w:br/>
+        <w:t xml:space="preserve">Centésimas — El segundo lugar después del punto decimal. Muestra partes de 100.</w:t>
+      </w:r>
+    </w:p>
+    <w:p>
+      <w:pPr>
+        <w:spacing w:after="60"/>
+      </w:pPr>
+      <w:r>
+        <w:rPr>
+          <w:b/>
+          <w:bCs/>
+          <w:color w:val="1FA6A2"/>
+          <w:sz w:val="22"/>
+          <w:szCs w:val="22"/>
+        </w:rPr>
+        <w:t xml:space="preserve">☐  </w:t>
+      </w:r>
+      <w:r>
+        <w:rPr>
+          <w:b/>
+          <w:bCs/>
+          <w:color w:val="12355B"/>
+          <w:sz w:val="20"/>
+          <w:szCs w:val="20"/>
+        </w:rPr>
+        <w:t xml:space="preserve">Annex zeros — </w:t>
+      </w:r>
+      <w:r>
+        <w:rPr>
+          <w:sz w:val="20"/>
+          <w:szCs w:val="20"/>
+        </w:rPr>
+        <w:t xml:space="preserve">Adding zeros at the end of a decimal so numbers line up evenly.</w:t>
+      </w:r>
+      <w:r>
+        <w:rPr>
+          <w:i/>
+          <w:iCs/>
+          <w:color w:val="5F6F80"/>
+          <w:sz w:val="18"/>
+          <w:szCs w:val="18"/>
+        </w:rPr>
+        <w:br/>
+        <w:t xml:space="preserve">Agregar ceros — Agregar ceros al final de un decimal para que los números se alineen.</w:t>
+      </w:r>
+    </w:p>
+    <w:tbl>
+      <w:tblPr>
+        <w:tblW w:type="pct" w:w="100%"/>
+        <w:tblBorders>
+          <w:top w:val="single" w:color="1FA6A2" w:sz="8"/>
+          <w:left w:val="single" w:color="1FA6A2" w:sz="8"/>
+          <w:bottom w:val="single" w:color="1FA6A2" w:sz="8"/>
+          <w:right w:val="single" w:color="1FA6A2" w:sz="8"/>
+          <w:insideH w:val="single" w:color="auto" w:sz="4"/>
+          <w:insideV w:val="single" w:color="auto" w:sz="4"/>
+        </w:tblBorders>
+      </w:tblPr>
+      <w:tblGrid>
+        <w:gridCol w:w="100"/>
+      </w:tblGrid>
+      <w:tr>
+        <w:tc>
+          <w:tcPr>
+            <w:shd w:fill="F7FFFD" w:color="auto" w:val="clear"/>
+            <w:tcMar>
+              <w:top w:type="dxa" w:w="120"/>
+              <w:left w:type="dxa" w:w="180"/>
+              <w:bottom w:type="dxa" w:w="120"/>
+              <w:right w:type="dxa" w:w="180"/>
+            </w:tcMar>
+          </w:tcPr>
+          <w:p>
+            <w:pPr>
+              <w:spacing w:after="50"/>
+            </w:pPr>
+            <w:r>
+              <w:rPr>
+                <w:b/>
+                <w:bCs/>
+                <w:color w:val="1FA6A2"/>
+                <w:sz w:val="20"/>
+                <w:szCs w:val="20"/>
+              </w:rPr>
+              <w:t xml:space="preserve">Say it first:  </w:t>
+            </w:r>
+            <w:r>
+              <w:rPr>
+                <w:sz w:val="20"/>
+                <w:szCs w:val="20"/>
+              </w:rPr>
+              <w:t xml:space="preserve">Say your idea to a partner or quietly to yourself before you write.</w:t>
+            </w:r>
+          </w:p>
+          <w:p>
+            <w:pPr>
+              <w:spacing w:after="60"/>
+            </w:pPr>
+            <w:r>
+              <w:rPr>
+                <w:color w:val="1A2733"/>
                 <w:sz w:val="21"/>
                 <w:szCs w:val="21"/>
               </w:rPr>
-              <w:t xml:space="preserve">The space station's main fuel tank reads 128.75 liters. A resupply shuttle delivers 46.8 liters of fuel, but the thrusters used 19.35 liters during docking. What is the fuel level after both events?</w:t>
+              <w:t xml:space="preserve">I annexed a zero to write 46.8 as ___ so the place values matched.</w:t>
+            </w:r>
+            <w:r>
+              <w:rPr>
+                <w:i/>
+                <w:iCs/>
+                <w:color w:val="5F6F80"/>
+                <w:sz w:val="19"/>
+                <w:szCs w:val="19"/>
+              </w:rPr>
+              <w:br/>
+              <w:t xml:space="preserve">Agregué un cero para escribir 46.8 como ___ para que los valores posicionales coincidieran.</w:t>
             </w:r>
           </w:p>
         </w:tc>
@@ -1334,81 +1684,6 @@
     </w:tbl>
     <w:p>
       <w:pPr>
-        <w:spacing w:after="80"/>
-      </w:pPr>
-      <w:r>
-        <w:t xml:space="preserve"/>
-      </w:r>
-    </w:p>
-    <w:p>
-      <w:pPr>
-        <w:spacing w:after="50" w:before="60"/>
-      </w:pPr>
-      <w:r>
-        <w:rPr>
-          <w:b/>
-          <w:bCs/>
-          <w:color w:val="12355B"/>
-          <w:sz w:val="21"/>
-          <w:szCs w:val="21"/>
-        </w:rPr>
-        <w:t xml:space="preserve">Think about:</w:t>
-      </w:r>
-    </w:p>
-    <w:p>
-      <w:pPr>
-        <w:spacing w:after="40"/>
-        <w:ind w:left="300"/>
-      </w:pPr>
-      <w:r>
-        <w:rPr>
-          <w:sz w:val="20"/>
-          <w:szCs w:val="20"/>
-        </w:rPr>
-        <w:t xml:space="preserve">•  What is the starting fuel amount?</w:t>
-      </w:r>
-    </w:p>
-    <w:p>
-      <w:pPr>
-        <w:spacing w:after="40"/>
-        <w:ind w:left="300"/>
-      </w:pPr>
-      <w:r>
-        <w:rPr>
-          <w:sz w:val="20"/>
-          <w:szCs w:val="20"/>
-        </w:rPr>
-        <w:t xml:space="preserve">•  Which operation adds fuel and which removes fuel?</w:t>
-      </w:r>
-    </w:p>
-    <w:p>
-      <w:pPr>
-        <w:spacing w:after="40"/>
-        <w:ind w:left="300"/>
-      </w:pPr>
-      <w:r>
-        <w:rPr>
-          <w:sz w:val="20"/>
-          <w:szCs w:val="20"/>
-        </w:rPr>
-        <w:t xml:space="preserve">•  Why is it important to line up the decimal points?</w:t>
-      </w:r>
-    </w:p>
-    <w:p>
-      <w:pPr>
-        <w:spacing w:after="40"/>
-        <w:ind w:left="300"/>
-      </w:pPr>
-      <w:r>
-        <w:rPr>
-          <w:sz w:val="20"/>
-          <w:szCs w:val="20"/>
-        </w:rPr>
-        <w:t xml:space="preserve">•  How do you handle adding 46.8 (one decimal place) to 128.75 (two decimal places)?</w:t>
-      </w:r>
-    </w:p>
-    <w:p>
-      <w:pPr>
         <w:pStyle w:val="Heading2"/>
         <w:spacing w:after="80" w:before="180"/>
       </w:pPr>
@@ -1420,485 +1695,17 @@
           <w:sz w:val="24"/>
           <w:szCs w:val="24"/>
         </w:rPr>
-        <w:t xml:space="preserve">Solved Example</w:t>
+        <w:t xml:space="preserve">3. Build Your Explanation</w:t>
       </w:r>
       <w:r>
         <w:rPr>
           <w:i/>
           <w:iCs/>
-          <w:color w:val="1FA6A2"/>
-          <w:sz w:val="19"/>
-          <w:szCs w:val="19"/>
-        </w:rPr>
-        <w:t xml:space="preserve">   I Do — watch each step</w:t>
-      </w:r>
-    </w:p>
-    <w:p>
-      <w:pPr>
-        <w:keepNext/>
-        <w:spacing w:after="40"/>
-      </w:pPr>
-      <w:r>
-        <w:rPr>
-          <w:b/>
-          <w:bCs/>
-          <w:color w:val="12355B"/>
-          <w:sz w:val="21"/>
-          <w:szCs w:val="21"/>
-        </w:rPr>
-        <w:t xml:space="preserve">Problem:  </w:t>
-      </w:r>
-      <w:r>
-        <w:rPr>
-          <w:sz w:val="21"/>
-          <w:szCs w:val="21"/>
-        </w:rPr>
-        <w:t xml:space="preserve">What is 14.6 + 3.85?</w:t>
-      </w:r>
-    </w:p>
-    <w:p>
-      <w:pPr>
-        <w:spacing w:after="30"/>
-        <w:ind w:left="420"/>
-      </w:pPr>
-      <w:r>
-        <w:rPr>
-          <w:sz w:val="20"/>
-          <w:szCs w:val="20"/>
-        </w:rPr>
-        <w:t xml:space="preserve">A)  18.45</w:t>
-      </w:r>
-    </w:p>
-    <w:p>
-      <w:pPr>
-        <w:spacing w:after="30"/>
-        <w:ind w:left="420"/>
-      </w:pPr>
-      <w:r>
-        <w:rPr>
-          <w:sz w:val="20"/>
-          <w:szCs w:val="20"/>
-        </w:rPr>
-        <w:t xml:space="preserve">B)  18.35</w:t>
-      </w:r>
-    </w:p>
-    <w:p>
-      <w:pPr>
-        <w:spacing w:after="30"/>
-        <w:ind w:left="420"/>
-      </w:pPr>
-      <w:r>
-        <w:rPr>
-          <w:sz w:val="20"/>
-          <w:szCs w:val="20"/>
-        </w:rPr>
-        <w:t xml:space="preserve">C)  17.45</w:t>
-      </w:r>
-    </w:p>
-    <w:p>
-      <w:pPr>
-        <w:spacing w:after="30"/>
-        <w:ind w:left="420"/>
-      </w:pPr>
-      <w:r>
-        <w:rPr>
-          <w:sz w:val="20"/>
-          <w:szCs w:val="20"/>
-        </w:rPr>
-        <w:t xml:space="preserve">D)  18.55</w:t>
-      </w:r>
-    </w:p>
-    <w:p>
-      <w:pPr>
-        <w:spacing w:after="20" w:before="50"/>
-      </w:pPr>
-      <w:r>
-        <w:rPr>
-          <w:b/>
-          <w:bCs/>
-          <w:color w:val="1FA6A2"/>
-          <w:sz w:val="21"/>
-          <w:szCs w:val="21"/>
-        </w:rPr>
-        <w:t xml:space="preserve">Step 1:  </w:t>
-      </w:r>
-      <w:r>
-        <w:rPr>
-          <w:sz w:val="21"/>
-          <w:szCs w:val="21"/>
-        </w:rPr>
-        <w:t xml:space="preserve">Line up decimals: 14.60 + 3.85.</w:t>
-      </w:r>
-    </w:p>
-    <w:p>
-      <w:pPr>
-        <w:spacing w:after="20" w:before="50"/>
-      </w:pPr>
-      <w:r>
-        <w:rPr>
-          <w:b/>
-          <w:bCs/>
-          <w:color w:val="1FA6A2"/>
-          <w:sz w:val="21"/>
-          <w:szCs w:val="21"/>
-        </w:rPr>
-        <w:t xml:space="preserve">Step 2:  </w:t>
-      </w:r>
-      <w:r>
-        <w:rPr>
-          <w:sz w:val="21"/>
-          <w:szCs w:val="21"/>
-        </w:rPr>
-        <w:t xml:space="preserve">Hundredths: 0 + 5 = 5.</w:t>
-      </w:r>
-    </w:p>
-    <w:p>
-      <w:pPr>
-        <w:spacing w:after="20" w:before="50"/>
-      </w:pPr>
-      <w:r>
-        <w:rPr>
-          <w:b/>
-          <w:bCs/>
-          <w:color w:val="1FA6A2"/>
-          <w:sz w:val="21"/>
-          <w:szCs w:val="21"/>
-        </w:rPr>
-        <w:t xml:space="preserve">Step 3:  </w:t>
-      </w:r>
-      <w:r>
-        <w:rPr>
-          <w:sz w:val="21"/>
-          <w:szCs w:val="21"/>
-        </w:rPr>
-        <w:t xml:space="preserve">Tenths: 6 + 8 = 14, write 4 carry 1.</w:t>
-      </w:r>
-    </w:p>
-    <w:p>
-      <w:pPr>
-        <w:spacing w:after="20" w:before="50"/>
-      </w:pPr>
-      <w:r>
-        <w:rPr>
-          <w:b/>
-          <w:bCs/>
-          <w:color w:val="1FA6A2"/>
-          <w:sz w:val="21"/>
-          <w:szCs w:val="21"/>
-        </w:rPr>
-        <w:t xml:space="preserve">Step 4:  </w:t>
-      </w:r>
-      <w:r>
-        <w:rPr>
-          <w:sz w:val="21"/>
-          <w:szCs w:val="21"/>
-        </w:rPr>
-        <w:t xml:space="preserve">Ones: 4 + 3 + 1 = 8.</w:t>
-      </w:r>
-    </w:p>
-    <w:p>
-      <w:pPr>
-        <w:spacing w:after="20" w:before="50"/>
-      </w:pPr>
-      <w:r>
-        <w:rPr>
-          <w:b/>
-          <w:bCs/>
-          <w:color w:val="1FA6A2"/>
-          <w:sz w:val="21"/>
-          <w:szCs w:val="21"/>
-        </w:rPr>
-        <w:t xml:space="preserve">Step 5:  </w:t>
-      </w:r>
-      <w:r>
-        <w:rPr>
-          <w:sz w:val="21"/>
-          <w:szCs w:val="21"/>
-        </w:rPr>
-        <w:t xml:space="preserve">Tens: 1.</w:t>
-      </w:r>
-    </w:p>
-    <w:p>
-      <w:pPr>
-        <w:spacing w:after="20" w:before="50"/>
-      </w:pPr>
-      <w:r>
-        <w:rPr>
-          <w:b/>
-          <w:bCs/>
-          <w:color w:val="1FA6A2"/>
-          <w:sz w:val="21"/>
-          <w:szCs w:val="21"/>
-        </w:rPr>
-        <w:t xml:space="preserve">Step 6:  </w:t>
-      </w:r>
-      <w:r>
-        <w:rPr>
-          <w:sz w:val="21"/>
-          <w:szCs w:val="21"/>
-        </w:rPr>
-        <w:t xml:space="preserve">Answer: 18.45.</w:t>
-      </w:r>
-    </w:p>
-    <w:p>
-      <w:pPr>
-        <w:spacing w:after="40" w:before="60"/>
-      </w:pPr>
-      <w:r>
-        <w:rPr>
-          <w:b/>
-          <w:bCs/>
-          <w:color w:val="12355B"/>
-          <w:sz w:val="21"/>
-          <w:szCs w:val="21"/>
-        </w:rPr>
-        <w:t xml:space="preserve">Answer:  </w:t>
-      </w:r>
-      <w:r>
-        <w:rPr>
-          <w:b/>
-          <w:bCs/>
-          <w:sz w:val="21"/>
-          <w:szCs w:val="21"/>
-        </w:rPr>
-        <w:t xml:space="preserve">A. 18.45</w:t>
-      </w:r>
-    </w:p>
-    <w:p>
-      <w:pPr>
-        <w:pStyle w:val="Heading1"/>
-        <w:pageBreakBefore/>
-        <w:pBdr>
-          <w:bottom w:val="single" w:color="1FA6A2" w:sz="14" w:space="6"/>
-        </w:pBdr>
-        <w:spacing w:after="140" w:before="0"/>
-      </w:pPr>
-      <w:r>
-        <w:rPr>
-          <w:b/>
-          <w:bCs/>
-          <w:color w:val="12355B"/>
-          <w:sz w:val="30"/>
-          <w:szCs w:val="30"/>
-        </w:rPr>
-        <w:t xml:space="preserve">Guided Practice</w:t>
-      </w:r>
-    </w:p>
-    <w:p>
-      <w:pPr>
-        <w:pStyle w:val="Heading2"/>
-        <w:spacing w:after="80" w:before="180"/>
-      </w:pPr>
-      <w:r>
-        <w:rPr>
-          <w:b/>
-          <w:bCs/>
-          <w:color w:val="12355B"/>
-          <w:sz w:val="24"/>
-          <w:szCs w:val="24"/>
-        </w:rPr>
-        <w:t xml:space="preserve">Solve Together</w:t>
-      </w:r>
-      <w:r>
-        <w:rPr>
-          <w:i/>
-          <w:iCs/>
-          <w:color w:val="6B4FA0"/>
-          <w:sz w:val="19"/>
-          <w:szCs w:val="19"/>
-        </w:rPr>
-        <w:t xml:space="preserve">   We Do — work with your class</w:t>
-      </w:r>
-    </w:p>
-    <w:p>
-      <w:pPr>
-        <w:keepNext/>
-        <w:spacing w:after="40" w:before="40"/>
-      </w:pPr>
-      <w:r>
-        <w:rPr>
-          <w:b/>
-          <w:bCs/>
-          <w:color w:val="12355B"/>
-          <w:sz w:val="21"/>
-          <w:szCs w:val="21"/>
-        </w:rPr>
-        <w:t xml:space="preserve">Problem:  </w:t>
-      </w:r>
-      <w:r>
-        <w:rPr>
-          <w:sz w:val="21"/>
-          <w:szCs w:val="21"/>
-        </w:rPr>
-        <w:t xml:space="preserve">What is 20.3 − 7.48?</w:t>
-      </w:r>
-    </w:p>
-    <w:p>
-      <w:pPr>
-        <w:spacing w:after="30"/>
-        <w:ind w:left="420"/>
-      </w:pPr>
-      <w:r>
-        <w:rPr>
-          <w:sz w:val="20"/>
-          <w:szCs w:val="20"/>
-        </w:rPr>
-        <w:t xml:space="preserve">A)  12.82</w:t>
-      </w:r>
-    </w:p>
-    <w:p>
-      <w:pPr>
-        <w:spacing w:after="30"/>
-        <w:ind w:left="420"/>
-      </w:pPr>
-      <w:r>
-        <w:rPr>
-          <w:sz w:val="20"/>
-          <w:szCs w:val="20"/>
-        </w:rPr>
-        <w:t xml:space="preserve">B)  13.82</w:t>
-      </w:r>
-    </w:p>
-    <w:p>
-      <w:pPr>
-        <w:spacing w:after="30"/>
-        <w:ind w:left="420"/>
-      </w:pPr>
-      <w:r>
-        <w:rPr>
-          <w:sz w:val="20"/>
-          <w:szCs w:val="20"/>
-        </w:rPr>
-        <w:t xml:space="preserve">C)  12.92</w:t>
-      </w:r>
-    </w:p>
-    <w:p>
-      <w:pPr>
-        <w:spacing w:after="30"/>
-        <w:ind w:left="420"/>
-      </w:pPr>
-      <w:r>
-        <w:rPr>
-          <w:sz w:val="20"/>
-          <w:szCs w:val="20"/>
-        </w:rPr>
-        <w:t xml:space="preserve">D)  12.18</w:t>
-      </w:r>
-    </w:p>
-    <w:p>
-      <w:pPr>
-        <w:keepNext/>
-        <w:spacing w:after="0" w:before="50"/>
-      </w:pPr>
-      <w:r>
-        <w:rPr>
-          <w:b/>
-          <w:bCs/>
-          <w:color w:val="6B4FA0"/>
-          <w:sz w:val="21"/>
-          <w:szCs w:val="21"/>
-        </w:rPr>
-        <w:t xml:space="preserve">Step 1:</w:t>
-      </w:r>
-    </w:p>
-    <w:p>
-      <w:pPr>
-        <w:pBdr>
-          <w:bottom w:val="single" w:color="AFBECC" w:sz="6"/>
-        </w:pBdr>
-        <w:spacing w:after="30" w:before="150"/>
-      </w:pPr>
-      <w:r>
-        <w:t xml:space="preserve"/>
-      </w:r>
-    </w:p>
-    <w:p>
-      <w:pPr>
-        <w:keepNext/>
-        <w:spacing w:after="0" w:before="50"/>
-      </w:pPr>
-      <w:r>
-        <w:rPr>
-          <w:b/>
-          <w:bCs/>
-          <w:color w:val="6B4FA0"/>
-          <w:sz w:val="21"/>
-          <w:szCs w:val="21"/>
-        </w:rPr>
-        <w:t xml:space="preserve">Step 2:</w:t>
-      </w:r>
-    </w:p>
-    <w:p>
-      <w:pPr>
-        <w:pBdr>
-          <w:bottom w:val="single" w:color="AFBECC" w:sz="6"/>
-        </w:pBdr>
-        <w:spacing w:after="30" w:before="150"/>
-      </w:pPr>
-      <w:r>
-        <w:t xml:space="preserve"/>
-      </w:r>
-    </w:p>
-    <w:p>
-      <w:pPr>
-        <w:keepNext/>
-        <w:spacing w:after="0" w:before="50"/>
-      </w:pPr>
-      <w:r>
-        <w:rPr>
-          <w:b/>
-          <w:bCs/>
-          <w:color w:val="6B4FA0"/>
-          <w:sz w:val="21"/>
-          <w:szCs w:val="21"/>
-        </w:rPr>
-        <w:t xml:space="preserve">Step 3:</w:t>
-      </w:r>
-    </w:p>
-    <w:p>
-      <w:pPr>
-        <w:pBdr>
-          <w:bottom w:val="single" w:color="AFBECC" w:sz="6"/>
-        </w:pBdr>
-        <w:spacing w:after="30" w:before="150"/>
-      </w:pPr>
-      <w:r>
-        <w:t xml:space="preserve"/>
-      </w:r>
-    </w:p>
-    <w:p>
-      <w:pPr>
-        <w:keepNext/>
-        <w:spacing w:after="0" w:before="60"/>
-      </w:pPr>
-      <w:r>
-        <w:rPr>
-          <w:b/>
-          <w:bCs/>
-          <w:color w:val="12355B"/>
-          <w:sz w:val="21"/>
-          <w:szCs w:val="21"/>
-        </w:rPr>
-        <w:t xml:space="preserve">Answer:</w:t>
-      </w:r>
-    </w:p>
-    <w:p>
-      <w:pPr>
-        <w:pBdr>
-          <w:bottom w:val="single" w:color="AFBECC" w:sz="6"/>
-        </w:pBdr>
-        <w:spacing w:after="30" w:before="150"/>
-      </w:pPr>
-      <w:r>
-        <w:t xml:space="preserve"/>
-      </w:r>
-    </w:p>
-    <w:p>
-      <w:pPr>
-        <w:spacing w:after="80"/>
-      </w:pPr>
-      <w:r>
-        <w:t xml:space="preserve"/>
+          <w:color w:val="B97A12"/>
+          <w:sz w:val="19"/>
+          <w:szCs w:val="19"/>
+        </w:rPr>
+        <w:t xml:space="preserve">   choose your support</w:t>
       </w:r>
     </w:p>
     <w:tbl>
@@ -1929,6 +1736,1495 @@
           </w:tcPr>
           <w:p>
             <w:pPr>
+              <w:spacing w:after="50"/>
+            </w:pPr>
+            <w:r>
+              <w:rPr>
+                <w:i/>
+                <w:iCs/>
+                <w:color w:val="5F6F80"/>
+                <w:sz w:val="19"/>
+                <w:szCs w:val="19"/>
+              </w:rPr>
+              <w:t xml:space="preserve">This model shows the parts of an explanation. It does not answer your writing question.</w:t>
+            </w:r>
+          </w:p>
+          <w:p>
+            <w:pPr>
+              <w:spacing w:after="80"/>
+            </w:pPr>
+            <w:r>
+              <w:rPr>
+                <w:b/>
+                <w:bCs/>
+                <w:color w:val="12355B"/>
+                <w:sz w:val="19"/>
+                <w:szCs w:val="19"/>
+              </w:rPr>
+              <w:t xml:space="preserve">Claim:  </w:t>
+            </w:r>
+            <w:r>
+              <w:rPr>
+                <w:sz w:val="19"/>
+                <w:szCs w:val="19"/>
+              </w:rPr>
+              <w:t xml:space="preserve">Lining up the decimal points keeps each place value matched.</w:t>
+            </w:r>
+          </w:p>
+          <w:p>
+            <w:pPr>
+              <w:spacing w:after="80"/>
+            </w:pPr>
+            <w:r>
+              <w:rPr>
+                <w:b/>
+                <w:bCs/>
+                <w:color w:val="12355B"/>
+                <w:sz w:val="19"/>
+                <w:szCs w:val="19"/>
+              </w:rPr>
+              <w:t xml:space="preserve">Evidence:  </w:t>
+            </w:r>
+            <w:r>
+              <w:rPr>
+                <w:sz w:val="19"/>
+                <w:szCs w:val="19"/>
+              </w:rPr>
+              <w:t xml:space="preserve">Students explain that aligning decimal points lines up matching place values (tenths under tenths, hundredths under hundredths) so the addition and subtraction are correct.</w:t>
+            </w:r>
+          </w:p>
+          <w:p>
+            <w:pPr>
+              <w:spacing w:after="80"/>
+            </w:pPr>
+            <w:r>
+              <w:rPr>
+                <w:b/>
+                <w:bCs/>
+                <w:color w:val="12355B"/>
+                <w:sz w:val="19"/>
+                <w:szCs w:val="19"/>
+              </w:rPr>
+              <w:t xml:space="preserve">Reasoning:  </w:t>
+            </w:r>
+            <w:r>
+              <w:rPr>
+                <w:sz w:val="19"/>
+                <w:szCs w:val="19"/>
+              </w:rPr>
+              <w:t xml:space="preserve">This evidence connects the definition of decimal to the mathematical claim.</w:t>
+            </w:r>
+          </w:p>
+        </w:tc>
+      </w:tr>
+    </w:tbl>
+    <w:p>
+      <w:pPr>
+        <w:pStyle w:val="Heading2"/>
+        <w:spacing w:after="80" w:before="180"/>
+      </w:pPr>
+      <w:r>
+        <w:rPr>
+          <w:b/>
+          <w:bCs/>
+          <w:color w:val="12355B"/>
+          <w:sz w:val="24"/>
+          <w:szCs w:val="24"/>
+        </w:rPr>
+        <w:t xml:space="preserve">Start</w:t>
+      </w:r>
+      <w:r>
+        <w:rPr>
+          <w:i/>
+          <w:iCs/>
+          <w:color w:val="1FA6A2"/>
+          <w:sz w:val="19"/>
+          <w:szCs w:val="19"/>
+        </w:rPr>
+        <w:t xml:space="preserve">   Most language support</w:t>
+      </w:r>
+    </w:p>
+    <w:p>
+      <w:pPr>
+        <w:spacing w:after="60"/>
+      </w:pPr>
+      <w:r>
+        <w:rPr>
+          <w:color w:val="1A2733"/>
+          <w:sz w:val="21"/>
+          <w:szCs w:val="21"/>
+        </w:rPr>
+        <w:t xml:space="preserve">Complete the frames. Use the word bank.</w:t>
+      </w:r>
+      <w:r>
+        <w:rPr>
+          <w:i/>
+          <w:iCs/>
+          <w:color w:val="5F6F80"/>
+          <w:sz w:val="19"/>
+          <w:szCs w:val="19"/>
+        </w:rPr>
+        <w:br/>
+        <w:t xml:space="preserve">Completa las oraciones. Usa el banco de palabras.</w:t>
+      </w:r>
+    </w:p>
+    <w:p>
+      <w:pPr>
+        <w:spacing w:after="60"/>
+      </w:pPr>
+      <w:r>
+        <w:rPr>
+          <w:color w:val="1A2733"/>
+          <w:sz w:val="21"/>
+          <w:szCs w:val="21"/>
+        </w:rPr>
+        <w:t xml:space="preserve">I annexed a zero to write 46.8 as ___ so the place values matched.</w:t>
+      </w:r>
+      <w:r>
+        <w:rPr>
+          <w:i/>
+          <w:iCs/>
+          <w:color w:val="5F6F80"/>
+          <w:sz w:val="19"/>
+          <w:szCs w:val="19"/>
+        </w:rPr>
+        <w:br/>
+        <w:t xml:space="preserve">Agregué un cero para escribir 46.8 como ___ para que los valores posicionales coincidieran.</w:t>
+      </w:r>
+    </w:p>
+    <w:p>
+      <w:pPr>
+        <w:spacing w:after="60"/>
+      </w:pPr>
+      <w:r>
+        <w:rPr>
+          <w:color w:val="1A2733"/>
+          <w:sz w:val="21"/>
+          <w:szCs w:val="21"/>
+        </w:rPr>
+        <w:t xml:space="preserve">I had to regroup when ___.</w:t>
+      </w:r>
+      <w:r>
+        <w:rPr>
+          <w:i/>
+          <w:iCs/>
+          <w:color w:val="5F6F80"/>
+          <w:sz w:val="19"/>
+          <w:szCs w:val="19"/>
+        </w:rPr>
+        <w:br/>
+        <w:t xml:space="preserve">Tuve que reagrupar cuando ___.</w:t>
+      </w:r>
+    </w:p>
+    <w:tbl>
+      <w:tblPr>
+        <w:tblW w:type="pct" w:w="100%"/>
+        <w:tblBorders>
+          <w:top w:val="single" w:color="C7D2DD" w:sz="6"/>
+          <w:left w:val="single" w:color="C7D2DD" w:sz="6"/>
+          <w:bottom w:val="single" w:color="C7D2DD" w:sz="6"/>
+          <w:right w:val="single" w:color="C7D2DD" w:sz="6"/>
+          <w:insideH w:val="single" w:color="auto" w:sz="4"/>
+          <w:insideV w:val="single" w:color="auto" w:sz="4"/>
+        </w:tblBorders>
+      </w:tblPr>
+      <w:tblGrid>
+        <w:gridCol w:w="100"/>
+      </w:tblGrid>
+      <w:tr>
+        <w:tc>
+          <w:tcPr>
+            <w:shd w:fill="FBF3E2" w:color="auto" w:val="clear"/>
+            <w:tcMar>
+              <w:top w:type="dxa" w:w="60"/>
+              <w:left w:type="dxa" w:w="120"/>
+              <w:bottom w:type="dxa" w:w="60"/>
+              <w:right w:type="dxa" w:w="120"/>
+            </w:tcMar>
+          </w:tcPr>
+          <w:p>
+            <w:pPr>
+              <w:spacing w:after="0" w:line="320"/>
+            </w:pPr>
+            <w:r>
+              <w:t xml:space="preserve"/>
+            </w:r>
+          </w:p>
+          <w:p>
+            <w:pPr>
+              <w:spacing w:after="0" w:line="320"/>
+            </w:pPr>
+            <w:r>
+              <w:t xml:space="preserve"/>
+            </w:r>
+          </w:p>
+          <w:p>
+            <w:pPr>
+              <w:spacing w:after="0" w:line="320"/>
+            </w:pPr>
+            <w:r>
+              <w:t xml:space="preserve"/>
+            </w:r>
+          </w:p>
+        </w:tc>
+      </w:tr>
+    </w:tbl>
+    <w:p>
+      <w:pPr>
+        <w:pStyle w:val="Heading2"/>
+        <w:spacing w:after="80" w:before="180"/>
+      </w:pPr>
+      <w:r>
+        <w:rPr>
+          <w:b/>
+          <w:bCs/>
+          <w:color w:val="12355B"/>
+          <w:sz w:val="24"/>
+          <w:szCs w:val="24"/>
+        </w:rPr>
+        <w:t xml:space="preserve">Build</w:t>
+      </w:r>
+      <w:r>
+        <w:rPr>
+          <w:i/>
+          <w:iCs/>
+          <w:color w:val="B97A12"/>
+          <w:sz w:val="19"/>
+          <w:szCs w:val="19"/>
+        </w:rPr>
+        <w:t xml:space="preserve">   Some language support</w:t>
+      </w:r>
+    </w:p>
+    <w:p>
+      <w:pPr>
+        <w:spacing w:after="60"/>
+      </w:pPr>
+      <w:r>
+        <w:rPr>
+          <w:color w:val="1A2733"/>
+          <w:sz w:val="21"/>
+          <w:szCs w:val="21"/>
+        </w:rPr>
+        <w:t xml:space="preserve">Write two connected sentences. Use because, so, or but.</w:t>
+      </w:r>
+      <w:r>
+        <w:rPr>
+          <w:i/>
+          <w:iCs/>
+          <w:color w:val="5F6F80"/>
+          <w:sz w:val="19"/>
+          <w:szCs w:val="19"/>
+        </w:rPr>
+        <w:br/>
+        <w:t xml:space="preserve">Escribe dos oraciones conectadas. Usa porque, entonces o pero.</w:t>
+      </w:r>
+    </w:p>
+    <w:p>
+      <w:pPr>
+        <w:spacing w:after="60"/>
+      </w:pPr>
+      <w:r>
+        <w:rPr>
+          <w:color w:val="1A2733"/>
+          <w:sz w:val="21"/>
+          <w:szCs w:val="21"/>
+        </w:rPr>
+        <w:t xml:space="preserve">My claim is ___.</w:t>
+      </w:r>
+      <w:r>
+        <w:rPr>
+          <w:i/>
+          <w:iCs/>
+          <w:color w:val="5F6F80"/>
+          <w:sz w:val="19"/>
+          <w:szCs w:val="19"/>
+        </w:rPr>
+        <w:br/>
+        <w:t xml:space="preserve">Mi afirmación es ___.</w:t>
+      </w:r>
+    </w:p>
+    <w:p>
+      <w:pPr>
+        <w:spacing w:after="60"/>
+      </w:pPr>
+      <w:r>
+        <w:rPr>
+          <w:color w:val="1A2733"/>
+          <w:sz w:val="21"/>
+          <w:szCs w:val="21"/>
+        </w:rPr>
+        <w:t xml:space="preserve">I know because ___.</w:t>
+      </w:r>
+      <w:r>
+        <w:rPr>
+          <w:i/>
+          <w:iCs/>
+          <w:color w:val="5F6F80"/>
+          <w:sz w:val="19"/>
+          <w:szCs w:val="19"/>
+        </w:rPr>
+        <w:br/>
+        <w:t xml:space="preserve">Lo sé porque ___.</w:t>
+      </w:r>
+    </w:p>
+    <w:p>
+      <w:pPr>
+        <w:spacing w:after="60"/>
+      </w:pPr>
+      <w:r>
+        <w:rPr>
+          <w:color w:val="1A2733"/>
+          <w:sz w:val="21"/>
+          <w:szCs w:val="21"/>
+        </w:rPr>
+        <w:t xml:space="preserve">So ___.</w:t>
+      </w:r>
+      <w:r>
+        <w:rPr>
+          <w:i/>
+          <w:iCs/>
+          <w:color w:val="5F6F80"/>
+          <w:sz w:val="19"/>
+          <w:szCs w:val="19"/>
+        </w:rPr>
+        <w:br/>
+        <w:t xml:space="preserve">Entonces ___.</w:t>
+      </w:r>
+    </w:p>
+    <w:tbl>
+      <w:tblPr>
+        <w:tblW w:type="pct" w:w="100%"/>
+        <w:tblBorders>
+          <w:top w:val="single" w:color="C7D2DD" w:sz="6"/>
+          <w:left w:val="single" w:color="C7D2DD" w:sz="6"/>
+          <w:bottom w:val="single" w:color="C7D2DD" w:sz="6"/>
+          <w:right w:val="single" w:color="C7D2DD" w:sz="6"/>
+          <w:insideH w:val="single" w:color="auto" w:sz="4"/>
+          <w:insideV w:val="single" w:color="auto" w:sz="4"/>
+        </w:tblBorders>
+      </w:tblPr>
+      <w:tblGrid>
+        <w:gridCol w:w="100"/>
+      </w:tblGrid>
+      <w:tr>
+        <w:tc>
+          <w:tcPr>
+            <w:shd w:fill="FBF3E2" w:color="auto" w:val="clear"/>
+            <w:tcMar>
+              <w:top w:type="dxa" w:w="60"/>
+              <w:left w:type="dxa" w:w="120"/>
+              <w:bottom w:type="dxa" w:w="60"/>
+              <w:right w:type="dxa" w:w="120"/>
+            </w:tcMar>
+          </w:tcPr>
+          <w:p>
+            <w:pPr>
+              <w:spacing w:after="0" w:line="320"/>
+            </w:pPr>
+            <w:r>
+              <w:t xml:space="preserve"/>
+            </w:r>
+          </w:p>
+          <w:p>
+            <w:pPr>
+              <w:spacing w:after="0" w:line="320"/>
+            </w:pPr>
+            <w:r>
+              <w:t xml:space="preserve"/>
+            </w:r>
+          </w:p>
+          <w:p>
+            <w:pPr>
+              <w:spacing w:after="0" w:line="320"/>
+            </w:pPr>
+            <w:r>
+              <w:t xml:space="preserve"/>
+            </w:r>
+          </w:p>
+        </w:tc>
+      </w:tr>
+    </w:tbl>
+    <w:p>
+      <w:pPr>
+        <w:pStyle w:val="Heading2"/>
+        <w:spacing w:after="80" w:before="180"/>
+      </w:pPr>
+      <w:r>
+        <w:rPr>
+          <w:b/>
+          <w:bCs/>
+          <w:color w:val="12355B"/>
+          <w:sz w:val="24"/>
+          <w:szCs w:val="24"/>
+        </w:rPr>
+        <w:t xml:space="preserve">Explain</w:t>
+      </w:r>
+      <w:r>
+        <w:rPr>
+          <w:i/>
+          <w:iCs/>
+          <w:color w:val="B97A12"/>
+          <w:sz w:val="19"/>
+          <w:szCs w:val="19"/>
+        </w:rPr>
+        <w:t xml:space="preserve">   Light language support</w:t>
+      </w:r>
+    </w:p>
+    <w:p>
+      <w:pPr>
+        <w:spacing w:after="60"/>
+      </w:pPr>
+      <w:r>
+        <w:rPr>
+          <w:color w:val="1A2733"/>
+          <w:sz w:val="21"/>
+          <w:szCs w:val="21"/>
+        </w:rPr>
+        <w:t xml:space="preserve">Write a claim, give math evidence, and explain your reasoning.</w:t>
+      </w:r>
+      <w:r>
+        <w:rPr>
+          <w:i/>
+          <w:iCs/>
+          <w:color w:val="5F6F80"/>
+          <w:sz w:val="19"/>
+          <w:szCs w:val="19"/>
+        </w:rPr>
+        <w:br/>
+        <w:t xml:space="preserve">Escribe una afirmación, da evidencia matemática y explica tu razonamiento.</w:t>
+      </w:r>
+    </w:p>
+    <w:p>
+      <w:pPr>
+        <w:spacing w:after="60"/>
+      </w:pPr>
+      <w:r>
+        <w:rPr>
+          <w:color w:val="1A2733"/>
+          <w:sz w:val="21"/>
+          <w:szCs w:val="21"/>
+        </w:rPr>
+        <w:t xml:space="preserve">My claim is ___.</w:t>
+      </w:r>
+      <w:r>
+        <w:rPr>
+          <w:i/>
+          <w:iCs/>
+          <w:color w:val="5F6F80"/>
+          <w:sz w:val="19"/>
+          <w:szCs w:val="19"/>
+        </w:rPr>
+        <w:br/>
+        <w:t xml:space="preserve">Mi afirmación es ___.</w:t>
+      </w:r>
+    </w:p>
+    <w:p>
+      <w:pPr>
+        <w:spacing w:after="60"/>
+      </w:pPr>
+      <w:r>
+        <w:rPr>
+          <w:color w:val="1A2733"/>
+          <w:sz w:val="21"/>
+          <w:szCs w:val="21"/>
+        </w:rPr>
+        <w:t xml:space="preserve">My math evidence is ___.</w:t>
+      </w:r>
+      <w:r>
+        <w:rPr>
+          <w:i/>
+          <w:iCs/>
+          <w:color w:val="5F6F80"/>
+          <w:sz w:val="19"/>
+          <w:szCs w:val="19"/>
+        </w:rPr>
+        <w:br/>
+        <w:t xml:space="preserve">Mi evidencia matemática es ___.</w:t>
+      </w:r>
+    </w:p>
+    <w:p>
+      <w:pPr>
+        <w:spacing w:after="60"/>
+      </w:pPr>
+      <w:r>
+        <w:rPr>
+          <w:color w:val="1A2733"/>
+          <w:sz w:val="21"/>
+          <w:szCs w:val="21"/>
+        </w:rPr>
+        <w:t xml:space="preserve">This proves ___ because ___.</w:t>
+      </w:r>
+      <w:r>
+        <w:rPr>
+          <w:i/>
+          <w:iCs/>
+          <w:color w:val="5F6F80"/>
+          <w:sz w:val="19"/>
+          <w:szCs w:val="19"/>
+        </w:rPr>
+        <w:br/>
+        <w:t xml:space="preserve">Esto demuestra ___ porque ___.</w:t>
+      </w:r>
+    </w:p>
+    <w:tbl>
+      <w:tblPr>
+        <w:tblW w:type="pct" w:w="100%"/>
+        <w:tblBorders>
+          <w:top w:val="single" w:color="C7D2DD" w:sz="6"/>
+          <w:left w:val="single" w:color="C7D2DD" w:sz="6"/>
+          <w:bottom w:val="single" w:color="C7D2DD" w:sz="6"/>
+          <w:right w:val="single" w:color="C7D2DD" w:sz="6"/>
+          <w:insideH w:val="single" w:color="auto" w:sz="4"/>
+          <w:insideV w:val="single" w:color="auto" w:sz="4"/>
+        </w:tblBorders>
+      </w:tblPr>
+      <w:tblGrid>
+        <w:gridCol w:w="100"/>
+      </w:tblGrid>
+      <w:tr>
+        <w:tc>
+          <w:tcPr>
+            <w:shd w:fill="FBF3E2" w:color="auto" w:val="clear"/>
+            <w:tcMar>
+              <w:top w:type="dxa" w:w="60"/>
+              <w:left w:type="dxa" w:w="120"/>
+              <w:bottom w:type="dxa" w:w="60"/>
+              <w:right w:type="dxa" w:w="120"/>
+            </w:tcMar>
+          </w:tcPr>
+          <w:p>
+            <w:pPr>
+              <w:spacing w:after="0" w:line="320"/>
+            </w:pPr>
+            <w:r>
+              <w:t xml:space="preserve"/>
+            </w:r>
+          </w:p>
+          <w:p>
+            <w:pPr>
+              <w:spacing w:after="0" w:line="320"/>
+            </w:pPr>
+            <w:r>
+              <w:t xml:space="preserve"/>
+            </w:r>
+          </w:p>
+          <w:p>
+            <w:pPr>
+              <w:spacing w:after="0" w:line="320"/>
+            </w:pPr>
+            <w:r>
+              <w:t xml:space="preserve"/>
+            </w:r>
+          </w:p>
+          <w:p>
+            <w:pPr>
+              <w:spacing w:after="0" w:line="320"/>
+            </w:pPr>
+            <w:r>
+              <w:t xml:space="preserve"/>
+            </w:r>
+          </w:p>
+          <w:p>
+            <w:pPr>
+              <w:spacing w:after="0" w:line="320"/>
+            </w:pPr>
+            <w:r>
+              <w:t xml:space="preserve"/>
+            </w:r>
+          </w:p>
+        </w:tc>
+      </w:tr>
+    </w:tbl>
+    <w:p>
+      <w:pPr>
+        <w:pStyle w:val="Heading2"/>
+        <w:spacing w:after="80" w:before="180"/>
+      </w:pPr>
+      <w:r>
+        <w:rPr>
+          <w:b/>
+          <w:bCs/>
+          <w:color w:val="12355B"/>
+          <w:sz w:val="24"/>
+          <w:szCs w:val="24"/>
+        </w:rPr>
+        <w:t xml:space="preserve">4. Check Your Explanation</w:t>
+      </w:r>
+      <w:r>
+        <w:rPr>
+          <w:i/>
+          <w:iCs/>
+          <w:color w:val="1FA6A2"/>
+          <w:sz w:val="19"/>
+          <w:szCs w:val="19"/>
+        </w:rPr>
+        <w:t xml:space="preserve">   five quick checks</w:t>
+      </w:r>
+    </w:p>
+    <w:p>
+      <w:pPr>
+        <w:spacing w:after="80"/>
+      </w:pPr>
+      <w:r>
+        <w:rPr>
+          <w:b/>
+          <w:bCs/>
+          <w:color w:val="1FA6A2"/>
+          <w:sz w:val="22"/>
+          <w:szCs w:val="22"/>
+        </w:rPr>
+        <w:t xml:space="preserve">☐  </w:t>
+      </w:r>
+      <w:r>
+        <w:rPr>
+          <w:sz w:val="20"/>
+          <w:szCs w:val="20"/>
+        </w:rPr>
+        <w:t xml:space="preserve">I answered the question.</w:t>
+      </w:r>
+      <w:r>
+        <w:rPr>
+          <w:i/>
+          <w:iCs/>
+          <w:color w:val="5F6F80"/>
+          <w:sz w:val="18"/>
+          <w:szCs w:val="18"/>
+        </w:rPr>
+        <w:br/>
+        <w:t xml:space="preserve">Respondí la pregunta.</w:t>
+      </w:r>
+    </w:p>
+    <w:p>
+      <w:pPr>
+        <w:spacing w:after="80"/>
+      </w:pPr>
+      <w:r>
+        <w:rPr>
+          <w:b/>
+          <w:bCs/>
+          <w:color w:val="1FA6A2"/>
+          <w:sz w:val="22"/>
+          <w:szCs w:val="22"/>
+        </w:rPr>
+        <w:t xml:space="preserve">☐  </w:t>
+      </w:r>
+      <w:r>
+        <w:rPr>
+          <w:sz w:val="20"/>
+          <w:szCs w:val="20"/>
+        </w:rPr>
+        <w:t xml:space="preserve">I used math evidence: numbers, an equation, a model, or a comparison.</w:t>
+      </w:r>
+      <w:r>
+        <w:rPr>
+          <w:i/>
+          <w:iCs/>
+          <w:color w:val="5F6F80"/>
+          <w:sz w:val="18"/>
+          <w:szCs w:val="18"/>
+        </w:rPr>
+        <w:br/>
+        <w:t xml:space="preserve">Usé evidencia matemática: números, una ecuación, un modelo o una comparación.</w:t>
+      </w:r>
+    </w:p>
+    <w:p>
+      <w:pPr>
+        <w:spacing w:after="80"/>
+      </w:pPr>
+      <w:r>
+        <w:rPr>
+          <w:b/>
+          <w:bCs/>
+          <w:color w:val="1FA6A2"/>
+          <w:sz w:val="22"/>
+          <w:szCs w:val="22"/>
+        </w:rPr>
+        <w:t xml:space="preserve">☐  </w:t>
+      </w:r>
+      <w:r>
+        <w:rPr>
+          <w:sz w:val="20"/>
+          <w:szCs w:val="20"/>
+        </w:rPr>
+        <w:t xml:space="preserve">I explained how the evidence proves my answer.</w:t>
+      </w:r>
+      <w:r>
+        <w:rPr>
+          <w:i/>
+          <w:iCs/>
+          <w:color w:val="5F6F80"/>
+          <w:sz w:val="18"/>
+          <w:szCs w:val="18"/>
+        </w:rPr>
+        <w:br/>
+        <w:t xml:space="preserve">Expliqué cómo la evidencia demuestra mi respuesta.</w:t>
+      </w:r>
+    </w:p>
+    <w:p>
+      <w:pPr>
+        <w:spacing w:after="80"/>
+      </w:pPr>
+      <w:r>
+        <w:rPr>
+          <w:b/>
+          <w:bCs/>
+          <w:color w:val="1FA6A2"/>
+          <w:sz w:val="22"/>
+          <w:szCs w:val="22"/>
+        </w:rPr>
+        <w:t xml:space="preserve">☐  </w:t>
+      </w:r>
+      <w:r>
+        <w:rPr>
+          <w:sz w:val="20"/>
+          <w:szCs w:val="20"/>
+        </w:rPr>
+        <w:t xml:space="preserve">I used at least two math words.</w:t>
+      </w:r>
+      <w:r>
+        <w:rPr>
+          <w:i/>
+          <w:iCs/>
+          <w:color w:val="5F6F80"/>
+          <w:sz w:val="18"/>
+          <w:szCs w:val="18"/>
+        </w:rPr>
+        <w:br/>
+        <w:t xml:space="preserve">Usé por lo menos dos palabras matemáticas.</w:t>
+      </w:r>
+    </w:p>
+    <w:p>
+      <w:pPr>
+        <w:spacing w:after="80"/>
+      </w:pPr>
+      <w:r>
+        <w:rPr>
+          <w:b/>
+          <w:bCs/>
+          <w:color w:val="1FA6A2"/>
+          <w:sz w:val="22"/>
+          <w:szCs w:val="22"/>
+        </w:rPr>
+        <w:t xml:space="preserve">☐  </w:t>
+      </w:r>
+      <w:r>
+        <w:rPr>
+          <w:sz w:val="20"/>
+          <w:szCs w:val="20"/>
+        </w:rPr>
+        <w:t xml:space="preserve">I reread complete sentences and punctuation.</w:t>
+      </w:r>
+      <w:r>
+        <w:rPr>
+          <w:i/>
+          <w:iCs/>
+          <w:color w:val="5F6F80"/>
+          <w:sz w:val="18"/>
+          <w:szCs w:val="18"/>
+        </w:rPr>
+        <w:br/>
+        <w:t xml:space="preserve">Volví a leer mis oraciones completas y la puntuación.</w:t>
+      </w:r>
+    </w:p>
+    <w:p>
+      <w:pPr>
+        <w:pStyle w:val="Heading1"/>
+        <w:pageBreakBefore/>
+        <w:pBdr>
+          <w:bottom w:val="single" w:color="1FA6A2" w:sz="14" w:space="6"/>
+        </w:pBdr>
+        <w:spacing w:after="140" w:before="0"/>
+      </w:pPr>
+      <w:r>
+        <w:rPr>
+          <w:b/>
+          <w:bCs/>
+          <w:color w:val="12355B"/>
+          <w:sz w:val="30"/>
+          <w:szCs w:val="30"/>
+        </w:rPr>
+        <w:t xml:space="preserve">Worked Example</w:t>
+      </w:r>
+    </w:p>
+    <w:p>
+      <w:pPr>
+        <w:pStyle w:val="Heading2"/>
+        <w:spacing w:after="80" w:before="180"/>
+      </w:pPr>
+      <w:r>
+        <w:rPr>
+          <w:b/>
+          <w:bCs/>
+          <w:color w:val="12355B"/>
+          <w:sz w:val="24"/>
+          <w:szCs w:val="24"/>
+        </w:rPr>
+        <w:t xml:space="preserve">Watch &amp; Read</w:t>
+      </w:r>
+      <w:r>
+        <w:rPr>
+          <w:i/>
+          <w:iCs/>
+          <w:color w:val="1FA6A2"/>
+          <w:sz w:val="19"/>
+          <w:szCs w:val="19"/>
+        </w:rPr>
+        <w:t xml:space="preserve">   I Do — follow along with your teacher</w:t>
+      </w:r>
+    </w:p>
+    <w:tbl>
+      <w:tblPr>
+        <w:tblW w:type="pct" w:w="100%"/>
+        <w:tblBorders>
+          <w:top w:val="single" w:color="1FA6A2" w:sz="8"/>
+          <w:left w:val="single" w:color="1FA6A2" w:sz="8"/>
+          <w:bottom w:val="single" w:color="1FA6A2" w:sz="8"/>
+          <w:right w:val="single" w:color="1FA6A2" w:sz="8"/>
+          <w:insideH w:val="single" w:color="auto" w:sz="4"/>
+          <w:insideV w:val="single" w:color="auto" w:sz="4"/>
+        </w:tblBorders>
+      </w:tblPr>
+      <w:tblGrid>
+        <w:gridCol w:w="100"/>
+      </w:tblGrid>
+      <w:tr>
+        <w:tc>
+          <w:tcPr>
+            <w:shd w:fill="E6F4F3" w:color="auto" w:val="clear"/>
+            <w:tcMar>
+              <w:top w:type="dxa" w:w="120"/>
+              <w:left w:type="dxa" w:w="180"/>
+              <w:bottom w:type="dxa" w:w="120"/>
+              <w:right w:type="dxa" w:w="180"/>
+            </w:tcMar>
+          </w:tcPr>
+          <w:p>
+            <w:pPr>
+              <w:spacing w:after="60"/>
+            </w:pPr>
+            <w:r>
+              <w:rPr>
+                <w:b/>
+                <w:bCs/>
+                <w:color w:val="12355B"/>
+                <w:sz w:val="22"/>
+                <w:szCs w:val="22"/>
+              </w:rPr>
+              <w:t xml:space="preserve">Space Station Fuel Monitor</w:t>
+            </w:r>
+          </w:p>
+          <w:p>
+            <w:pPr>
+              <w:spacing w:after="0"/>
+            </w:pPr>
+            <w:r>
+              <w:rPr>
+                <w:sz w:val="21"/>
+                <w:szCs w:val="21"/>
+              </w:rPr>
+              <w:t xml:space="preserve">The space station's main fuel tank reads 128.75 liters. A resupply shuttle delivers 46.8 liters of fuel, but the thrusters used 19.35 liters during docking. What is the fuel level after both events?</w:t>
+            </w:r>
+          </w:p>
+        </w:tc>
+      </w:tr>
+    </w:tbl>
+    <w:p>
+      <w:pPr>
+        <w:spacing w:after="80"/>
+      </w:pPr>
+      <w:r>
+        <w:t xml:space="preserve"/>
+      </w:r>
+    </w:p>
+    <w:p>
+      <w:pPr>
+        <w:spacing w:after="50" w:before="60"/>
+      </w:pPr>
+      <w:r>
+        <w:rPr>
+          <w:b/>
+          <w:bCs/>
+          <w:color w:val="12355B"/>
+          <w:sz w:val="21"/>
+          <w:szCs w:val="21"/>
+        </w:rPr>
+        <w:t xml:space="preserve">Think about:</w:t>
+      </w:r>
+    </w:p>
+    <w:p>
+      <w:pPr>
+        <w:spacing w:after="40"/>
+        <w:ind w:left="300"/>
+      </w:pPr>
+      <w:r>
+        <w:rPr>
+          <w:sz w:val="20"/>
+          <w:szCs w:val="20"/>
+        </w:rPr>
+        <w:t xml:space="preserve">•  What is the starting fuel amount?</w:t>
+      </w:r>
+    </w:p>
+    <w:p>
+      <w:pPr>
+        <w:spacing w:after="40"/>
+        <w:ind w:left="300"/>
+      </w:pPr>
+      <w:r>
+        <w:rPr>
+          <w:sz w:val="20"/>
+          <w:szCs w:val="20"/>
+        </w:rPr>
+        <w:t xml:space="preserve">•  Which operation adds fuel and which removes fuel?</w:t>
+      </w:r>
+    </w:p>
+    <w:p>
+      <w:pPr>
+        <w:spacing w:after="40"/>
+        <w:ind w:left="300"/>
+      </w:pPr>
+      <w:r>
+        <w:rPr>
+          <w:sz w:val="20"/>
+          <w:szCs w:val="20"/>
+        </w:rPr>
+        <w:t xml:space="preserve">•  Why is it important to line up the decimal points?</w:t>
+      </w:r>
+    </w:p>
+    <w:p>
+      <w:pPr>
+        <w:spacing w:after="40"/>
+        <w:ind w:left="300"/>
+      </w:pPr>
+      <w:r>
+        <w:rPr>
+          <w:sz w:val="20"/>
+          <w:szCs w:val="20"/>
+        </w:rPr>
+        <w:t xml:space="preserve">•  How do you handle adding 46.8 (one decimal place) to 128.75 (two decimal places)?</w:t>
+      </w:r>
+    </w:p>
+    <w:p>
+      <w:pPr>
+        <w:pStyle w:val="Heading2"/>
+        <w:spacing w:after="80" w:before="180"/>
+      </w:pPr>
+      <w:r>
+        <w:rPr>
+          <w:b/>
+          <w:bCs/>
+          <w:color w:val="12355B"/>
+          <w:sz w:val="24"/>
+          <w:szCs w:val="24"/>
+        </w:rPr>
+        <w:t xml:space="preserve">Solved Example</w:t>
+      </w:r>
+      <w:r>
+        <w:rPr>
+          <w:i/>
+          <w:iCs/>
+          <w:color w:val="1FA6A2"/>
+          <w:sz w:val="19"/>
+          <w:szCs w:val="19"/>
+        </w:rPr>
+        <w:t xml:space="preserve">   I Do — watch each step</w:t>
+      </w:r>
+    </w:p>
+    <w:p>
+      <w:pPr>
+        <w:keepNext/>
+        <w:spacing w:after="40"/>
+      </w:pPr>
+      <w:r>
+        <w:rPr>
+          <w:b/>
+          <w:bCs/>
+          <w:color w:val="12355B"/>
+          <w:sz w:val="21"/>
+          <w:szCs w:val="21"/>
+        </w:rPr>
+        <w:t xml:space="preserve">Problem:  </w:t>
+      </w:r>
+      <w:r>
+        <w:rPr>
+          <w:sz w:val="21"/>
+          <w:szCs w:val="21"/>
+        </w:rPr>
+        <w:t xml:space="preserve">What is 14.6 + 3.85?</w:t>
+      </w:r>
+    </w:p>
+    <w:p>
+      <w:pPr>
+        <w:spacing w:after="30"/>
+        <w:ind w:left="420"/>
+      </w:pPr>
+      <w:r>
+        <w:rPr>
+          <w:sz w:val="20"/>
+          <w:szCs w:val="20"/>
+        </w:rPr>
+        <w:t xml:space="preserve">A)  18.45</w:t>
+      </w:r>
+    </w:p>
+    <w:p>
+      <w:pPr>
+        <w:spacing w:after="30"/>
+        <w:ind w:left="420"/>
+      </w:pPr>
+      <w:r>
+        <w:rPr>
+          <w:sz w:val="20"/>
+          <w:szCs w:val="20"/>
+        </w:rPr>
+        <w:t xml:space="preserve">B)  18.35</w:t>
+      </w:r>
+    </w:p>
+    <w:p>
+      <w:pPr>
+        <w:spacing w:after="30"/>
+        <w:ind w:left="420"/>
+      </w:pPr>
+      <w:r>
+        <w:rPr>
+          <w:sz w:val="20"/>
+          <w:szCs w:val="20"/>
+        </w:rPr>
+        <w:t xml:space="preserve">C)  17.45</w:t>
+      </w:r>
+    </w:p>
+    <w:p>
+      <w:pPr>
+        <w:spacing w:after="30"/>
+        <w:ind w:left="420"/>
+      </w:pPr>
+      <w:r>
+        <w:rPr>
+          <w:sz w:val="20"/>
+          <w:szCs w:val="20"/>
+        </w:rPr>
+        <w:t xml:space="preserve">D)  18.55</w:t>
+      </w:r>
+    </w:p>
+    <w:p>
+      <w:pPr>
+        <w:spacing w:after="20" w:before="50"/>
+      </w:pPr>
+      <w:r>
+        <w:rPr>
+          <w:b/>
+          <w:bCs/>
+          <w:color w:val="1FA6A2"/>
+          <w:sz w:val="21"/>
+          <w:szCs w:val="21"/>
+        </w:rPr>
+        <w:t xml:space="preserve">Step 1:  </w:t>
+      </w:r>
+      <w:r>
+        <w:rPr>
+          <w:sz w:val="21"/>
+          <w:szCs w:val="21"/>
+        </w:rPr>
+        <w:t xml:space="preserve">Line up decimals: 14.60 + 3.85.</w:t>
+      </w:r>
+    </w:p>
+    <w:p>
+      <w:pPr>
+        <w:spacing w:after="20" w:before="50"/>
+      </w:pPr>
+      <w:r>
+        <w:rPr>
+          <w:b/>
+          <w:bCs/>
+          <w:color w:val="1FA6A2"/>
+          <w:sz w:val="21"/>
+          <w:szCs w:val="21"/>
+        </w:rPr>
+        <w:t xml:space="preserve">Step 2:  </w:t>
+      </w:r>
+      <w:r>
+        <w:rPr>
+          <w:sz w:val="21"/>
+          <w:szCs w:val="21"/>
+        </w:rPr>
+        <w:t xml:space="preserve">Hundredths: 0 + 5 = 5.</w:t>
+      </w:r>
+    </w:p>
+    <w:p>
+      <w:pPr>
+        <w:spacing w:after="20" w:before="50"/>
+      </w:pPr>
+      <w:r>
+        <w:rPr>
+          <w:b/>
+          <w:bCs/>
+          <w:color w:val="1FA6A2"/>
+          <w:sz w:val="21"/>
+          <w:szCs w:val="21"/>
+        </w:rPr>
+        <w:t xml:space="preserve">Step 3:  </w:t>
+      </w:r>
+      <w:r>
+        <w:rPr>
+          <w:sz w:val="21"/>
+          <w:szCs w:val="21"/>
+        </w:rPr>
+        <w:t xml:space="preserve">Tenths: 6 + 8 = 14, write 4 carry 1.</w:t>
+      </w:r>
+    </w:p>
+    <w:p>
+      <w:pPr>
+        <w:spacing w:after="20" w:before="50"/>
+      </w:pPr>
+      <w:r>
+        <w:rPr>
+          <w:b/>
+          <w:bCs/>
+          <w:color w:val="1FA6A2"/>
+          <w:sz w:val="21"/>
+          <w:szCs w:val="21"/>
+        </w:rPr>
+        <w:t xml:space="preserve">Step 4:  </w:t>
+      </w:r>
+      <w:r>
+        <w:rPr>
+          <w:sz w:val="21"/>
+          <w:szCs w:val="21"/>
+        </w:rPr>
+        <w:t xml:space="preserve">Ones: 4 + 3 + 1 = 8.</w:t>
+      </w:r>
+    </w:p>
+    <w:p>
+      <w:pPr>
+        <w:spacing w:after="20" w:before="50"/>
+      </w:pPr>
+      <w:r>
+        <w:rPr>
+          <w:b/>
+          <w:bCs/>
+          <w:color w:val="1FA6A2"/>
+          <w:sz w:val="21"/>
+          <w:szCs w:val="21"/>
+        </w:rPr>
+        <w:t xml:space="preserve">Step 5:  </w:t>
+      </w:r>
+      <w:r>
+        <w:rPr>
+          <w:sz w:val="21"/>
+          <w:szCs w:val="21"/>
+        </w:rPr>
+        <w:t xml:space="preserve">Tens: 1.</w:t>
+      </w:r>
+    </w:p>
+    <w:p>
+      <w:pPr>
+        <w:spacing w:after="20" w:before="50"/>
+      </w:pPr>
+      <w:r>
+        <w:rPr>
+          <w:b/>
+          <w:bCs/>
+          <w:color w:val="1FA6A2"/>
+          <w:sz w:val="21"/>
+          <w:szCs w:val="21"/>
+        </w:rPr>
+        <w:t xml:space="preserve">Step 6:  </w:t>
+      </w:r>
+      <w:r>
+        <w:rPr>
+          <w:sz w:val="21"/>
+          <w:szCs w:val="21"/>
+        </w:rPr>
+        <w:t xml:space="preserve">Answer: 18.45.</w:t>
+      </w:r>
+    </w:p>
+    <w:p>
+      <w:pPr>
+        <w:spacing w:after="40" w:before="60"/>
+      </w:pPr>
+      <w:r>
+        <w:rPr>
+          <w:b/>
+          <w:bCs/>
+          <w:color w:val="12355B"/>
+          <w:sz w:val="21"/>
+          <w:szCs w:val="21"/>
+        </w:rPr>
+        <w:t xml:space="preserve">Answer:  </w:t>
+      </w:r>
+      <w:r>
+        <w:rPr>
+          <w:b/>
+          <w:bCs/>
+          <w:sz w:val="21"/>
+          <w:szCs w:val="21"/>
+        </w:rPr>
+        <w:t xml:space="preserve">A. 18.45</w:t>
+      </w:r>
+    </w:p>
+    <w:p>
+      <w:pPr>
+        <w:pStyle w:val="Heading1"/>
+        <w:pageBreakBefore/>
+        <w:pBdr>
+          <w:bottom w:val="single" w:color="1FA6A2" w:sz="14" w:space="6"/>
+        </w:pBdr>
+        <w:spacing w:after="140" w:before="0"/>
+      </w:pPr>
+      <w:r>
+        <w:rPr>
+          <w:b/>
+          <w:bCs/>
+          <w:color w:val="12355B"/>
+          <w:sz w:val="30"/>
+          <w:szCs w:val="30"/>
+        </w:rPr>
+        <w:t xml:space="preserve">Guided Practice</w:t>
+      </w:r>
+    </w:p>
+    <w:p>
+      <w:pPr>
+        <w:pStyle w:val="Heading2"/>
+        <w:spacing w:after="80" w:before="180"/>
+      </w:pPr>
+      <w:r>
+        <w:rPr>
+          <w:b/>
+          <w:bCs/>
+          <w:color w:val="12355B"/>
+          <w:sz w:val="24"/>
+          <w:szCs w:val="24"/>
+        </w:rPr>
+        <w:t xml:space="preserve">Solve Together</w:t>
+      </w:r>
+      <w:r>
+        <w:rPr>
+          <w:i/>
+          <w:iCs/>
+          <w:color w:val="6B4FA0"/>
+          <w:sz w:val="19"/>
+          <w:szCs w:val="19"/>
+        </w:rPr>
+        <w:t xml:space="preserve">   We Do — work with your class</w:t>
+      </w:r>
+    </w:p>
+    <w:p>
+      <w:pPr>
+        <w:keepNext/>
+        <w:spacing w:after="40" w:before="40"/>
+      </w:pPr>
+      <w:r>
+        <w:rPr>
+          <w:b/>
+          <w:bCs/>
+          <w:color w:val="12355B"/>
+          <w:sz w:val="21"/>
+          <w:szCs w:val="21"/>
+        </w:rPr>
+        <w:t xml:space="preserve">Problem:  </w:t>
+      </w:r>
+      <w:r>
+        <w:rPr>
+          <w:sz w:val="21"/>
+          <w:szCs w:val="21"/>
+        </w:rPr>
+        <w:t xml:space="preserve">What is 20.3 − 7.48?</w:t>
+      </w:r>
+    </w:p>
+    <w:p>
+      <w:pPr>
+        <w:spacing w:after="30"/>
+        <w:ind w:left="420"/>
+      </w:pPr>
+      <w:r>
+        <w:rPr>
+          <w:sz w:val="20"/>
+          <w:szCs w:val="20"/>
+        </w:rPr>
+        <w:t xml:space="preserve">A)  12.82</w:t>
+      </w:r>
+    </w:p>
+    <w:p>
+      <w:pPr>
+        <w:spacing w:after="30"/>
+        <w:ind w:left="420"/>
+      </w:pPr>
+      <w:r>
+        <w:rPr>
+          <w:sz w:val="20"/>
+          <w:szCs w:val="20"/>
+        </w:rPr>
+        <w:t xml:space="preserve">B)  13.82</w:t>
+      </w:r>
+    </w:p>
+    <w:p>
+      <w:pPr>
+        <w:spacing w:after="30"/>
+        <w:ind w:left="420"/>
+      </w:pPr>
+      <w:r>
+        <w:rPr>
+          <w:sz w:val="20"/>
+          <w:szCs w:val="20"/>
+        </w:rPr>
+        <w:t xml:space="preserve">C)  12.92</w:t>
+      </w:r>
+    </w:p>
+    <w:p>
+      <w:pPr>
+        <w:spacing w:after="30"/>
+        <w:ind w:left="420"/>
+      </w:pPr>
+      <w:r>
+        <w:rPr>
+          <w:sz w:val="20"/>
+          <w:szCs w:val="20"/>
+        </w:rPr>
+        <w:t xml:space="preserve">D)  12.18</w:t>
+      </w:r>
+    </w:p>
+    <w:p>
+      <w:pPr>
+        <w:keepNext/>
+        <w:spacing w:after="0" w:before="50"/>
+      </w:pPr>
+      <w:r>
+        <w:rPr>
+          <w:b/>
+          <w:bCs/>
+          <w:color w:val="6B4FA0"/>
+          <w:sz w:val="21"/>
+          <w:szCs w:val="21"/>
+        </w:rPr>
+        <w:t xml:space="preserve">Step 1:</w:t>
+      </w:r>
+    </w:p>
+    <w:p>
+      <w:pPr>
+        <w:pBdr>
+          <w:bottom w:val="single" w:color="AFBECC" w:sz="6"/>
+        </w:pBdr>
+        <w:spacing w:after="30" w:before="150"/>
+      </w:pPr>
+      <w:r>
+        <w:t xml:space="preserve"/>
+      </w:r>
+    </w:p>
+    <w:p>
+      <w:pPr>
+        <w:keepNext/>
+        <w:spacing w:after="0" w:before="50"/>
+      </w:pPr>
+      <w:r>
+        <w:rPr>
+          <w:b/>
+          <w:bCs/>
+          <w:color w:val="6B4FA0"/>
+          <w:sz w:val="21"/>
+          <w:szCs w:val="21"/>
+        </w:rPr>
+        <w:t xml:space="preserve">Step 2:</w:t>
+      </w:r>
+    </w:p>
+    <w:p>
+      <w:pPr>
+        <w:pBdr>
+          <w:bottom w:val="single" w:color="AFBECC" w:sz="6"/>
+        </w:pBdr>
+        <w:spacing w:after="30" w:before="150"/>
+      </w:pPr>
+      <w:r>
+        <w:t xml:space="preserve"/>
+      </w:r>
+    </w:p>
+    <w:p>
+      <w:pPr>
+        <w:keepNext/>
+        <w:spacing w:after="0" w:before="50"/>
+      </w:pPr>
+      <w:r>
+        <w:rPr>
+          <w:b/>
+          <w:bCs/>
+          <w:color w:val="6B4FA0"/>
+          <w:sz w:val="21"/>
+          <w:szCs w:val="21"/>
+        </w:rPr>
+        <w:t xml:space="preserve">Step 3:</w:t>
+      </w:r>
+    </w:p>
+    <w:p>
+      <w:pPr>
+        <w:pBdr>
+          <w:bottom w:val="single" w:color="AFBECC" w:sz="6"/>
+        </w:pBdr>
+        <w:spacing w:after="30" w:before="150"/>
+      </w:pPr>
+      <w:r>
+        <w:t xml:space="preserve"/>
+      </w:r>
+    </w:p>
+    <w:p>
+      <w:pPr>
+        <w:keepNext/>
+        <w:spacing w:after="0" w:before="60"/>
+      </w:pPr>
+      <w:r>
+        <w:rPr>
+          <w:b/>
+          <w:bCs/>
+          <w:color w:val="12355B"/>
+          <w:sz w:val="21"/>
+          <w:szCs w:val="21"/>
+        </w:rPr>
+        <w:t xml:space="preserve">Answer:</w:t>
+      </w:r>
+    </w:p>
+    <w:p>
+      <w:pPr>
+        <w:pBdr>
+          <w:bottom w:val="single" w:color="AFBECC" w:sz="6"/>
+        </w:pBdr>
+        <w:spacing w:after="30" w:before="150"/>
+      </w:pPr>
+      <w:r>
+        <w:t xml:space="preserve"/>
+      </w:r>
+    </w:p>
+    <w:p>
+      <w:pPr>
+        <w:spacing w:after="80"/>
+      </w:pPr>
+      <w:r>
+        <w:t xml:space="preserve"/>
+      </w:r>
+    </w:p>
+    <w:tbl>
+      <w:tblPr>
+        <w:tblW w:type="pct" w:w="100%"/>
+        <w:tblBorders>
+          <w:top w:val="single" w:color="BBD0DE" w:sz="8"/>
+          <w:left w:val="single" w:color="BBD0DE" w:sz="8"/>
+          <w:bottom w:val="single" w:color="BBD0DE" w:sz="8"/>
+          <w:right w:val="single" w:color="BBD0DE" w:sz="8"/>
+          <w:insideH w:val="single" w:color="auto" w:sz="4"/>
+          <w:insideV w:val="single" w:color="auto" w:sz="4"/>
+        </w:tblBorders>
+      </w:tblPr>
+      <w:tblGrid>
+        <w:gridCol w:w="100"/>
+      </w:tblGrid>
+      <w:tr>
+        <w:tc>
+          <w:tcPr>
+            <w:shd w:fill="EEF4F8" w:color="auto" w:val="clear"/>
+            <w:tcMar>
+              <w:top w:type="dxa" w:w="120"/>
+              <w:left w:type="dxa" w:w="180"/>
+              <w:bottom w:type="dxa" w:w="120"/>
+              <w:right w:type="dxa" w:w="180"/>
+            </w:tcMar>
+          </w:tcPr>
+          <w:p>
+            <w:pPr>
               <w:spacing w:after="60"/>
             </w:pPr>
             <w:r>
@@ -3533,6 +4829,97 @@
           <w:szCs w:val="19"/>
         </w:rPr>
         <w:t xml:space="preserve">  — Rewrite as 32.60 − 14.85. Hundredths: 0 − 5 → borrow → 10 − 5 = 5. Tenths: 5 − 8 → borrow → 15 − 8 = 7. Ones: 1 − 4 → borrow → 11 − 4 = 7. Tens: 2 − 1 = 1. Answer: 17.75.</w:t>
+      </w:r>
+    </w:p>
+    <w:p>
+      <w:pPr>
+        <w:pStyle w:val="Heading2"/>
+        <w:spacing w:after="80" w:before="180"/>
+      </w:pPr>
+      <w:r>
+        <w:rPr>
+          <w:b/>
+          <w:bCs/>
+          <w:color w:val="12355B"/>
+          <w:sz w:val="24"/>
+          <w:szCs w:val="24"/>
+        </w:rPr>
+        <w:t xml:space="preserve">Math Writing Criteria</w:t>
+      </w:r>
+    </w:p>
+    <w:p>
+      <w:pPr>
+        <w:spacing w:after="100"/>
+      </w:pPr>
+      <w:r>
+        <w:rPr>
+          <w:i/>
+          <w:iCs/>
+          <w:color w:val="5F6F80"/>
+          <w:sz w:val="19"/>
+          <w:szCs w:val="19"/>
+        </w:rPr>
+        <w:t xml:space="preserve">The support level changes the amount of language scaffolding, not the mathematical expectation.</w:t>
+      </w:r>
+    </w:p>
+    <w:p>
+      <w:pPr>
+        <w:spacing w:after="80"/>
+      </w:pPr>
+      <w:r>
+        <w:rPr>
+          <w:sz w:val="20"/>
+          <w:szCs w:val="20"/>
+        </w:rPr>
+        <w:t xml:space="preserve">☐  I answered the question.</w:t>
+      </w:r>
+    </w:p>
+    <w:p>
+      <w:pPr>
+        <w:spacing w:after="80"/>
+      </w:pPr>
+      <w:r>
+        <w:rPr>
+          <w:sz w:val="20"/>
+          <w:szCs w:val="20"/>
+        </w:rPr>
+        <w:t xml:space="preserve">☐  I used math evidence: numbers, an equation, a model, or a comparison.</w:t>
+      </w:r>
+    </w:p>
+    <w:p>
+      <w:pPr>
+        <w:spacing w:after="80"/>
+      </w:pPr>
+      <w:r>
+        <w:rPr>
+          <w:sz w:val="20"/>
+          <w:szCs w:val="20"/>
+        </w:rPr>
+        <w:t xml:space="preserve">☐  I explained how the evidence proves my answer.</w:t>
+      </w:r>
+    </w:p>
+    <w:p>
+      <w:pPr>
+        <w:spacing w:after="80"/>
+      </w:pPr>
+      <w:r>
+        <w:rPr>
+          <w:sz w:val="20"/>
+          <w:szCs w:val="20"/>
+        </w:rPr>
+        <w:t xml:space="preserve">☐  I used at least two math words.</w:t>
+      </w:r>
+    </w:p>
+    <w:p>
+      <w:pPr>
+        <w:spacing w:after="80"/>
+      </w:pPr>
+      <w:r>
+        <w:rPr>
+          <w:sz w:val="20"/>
+          <w:szCs w:val="20"/>
+        </w:rPr>
+        <w:t xml:space="preserve">☐  I reread complete sentences and punctuation.</w:t>
       </w:r>
     </w:p>
     <w:sectPr>

--- a/lessons/1-5/downloads/1-5-notes-teacher.docx
+++ b/lessons/1-5/downloads/1-5-notes-teacher.docx
@@ -366,7 +366,7 @@
           </w:p>
           <w:p>
             <w:pPr>
-              <w:spacing w:after="0"/>
+              <w:spacing w:after="40"/>
             </w:pPr>
             <w:r>
               <w:rPr>
@@ -374,6 +374,31 @@
                 <w:szCs w:val="21"/>
               </w:rPr>
               <w:t xml:space="preserve">Something that repeats or changes in a predictable way.</w:t>
+            </w:r>
+          </w:p>
+          <w:p>
+            <w:pPr>
+              <w:spacing w:after="0"/>
+            </w:pPr>
+            <w:r>
+              <w:rPr>
+                <w:b/>
+                <w:bCs/>
+                <w:color w:val="1FA6A2"/>
+                <w:sz w:val="18"/>
+                <w:szCs w:val="18"/>
+              </w:rPr>
+              <w:t xml:space="preserve">Example:  </w:t>
+            </w:r>
+            <w:r>
+              <w:rPr>
+                <w:i/>
+                <w:iCs/>
+                <w:color w:val="5F6F80"/>
+                <w:sz w:val="18"/>
+                <w:szCs w:val="18"/>
+              </w:rPr>
+              <w:t xml:space="preserve">1, 3, 7, 15, 31 — each tower's steps follow a predictable jump.</w:t>
             </w:r>
           </w:p>
         </w:tc>
@@ -495,7 +520,7 @@
           </w:p>
           <w:p>
             <w:pPr>
-              <w:spacing w:after="0"/>
+              <w:spacing w:after="40"/>
             </w:pPr>
             <w:r>
               <w:rPr>
@@ -505,262 +530,29 @@
               <w:t xml:space="preserve">The instruction that tells how to get from one number in a pattern to the next.</w:t>
             </w:r>
           </w:p>
-        </w:tc>
-      </w:tr>
-    </w:tbl>
-    <w:tbl>
-      <w:tblPr>
-        <w:tblW w:type="pct" w:w="100%"/>
-        <w:tblBorders>
-          <w:top w:val="none" w:color="FFFFFF" w:sz="0"/>
-          <w:left w:val="none" w:color="FFFFFF" w:sz="0"/>
-          <w:bottom w:val="single" w:color="C7D2DD" w:sz="4"/>
-          <w:right w:val="none" w:color="FFFFFF" w:sz="0"/>
-          <w:insideH w:val="none" w:color="FFFFFF" w:sz="0"/>
-          <w:insideV w:val="none" w:color="FFFFFF" w:sz="0"/>
-        </w:tblBorders>
-      </w:tblPr>
-      <w:tblGrid>
-        <w:gridCol w:w="1800"/>
-        <w:gridCol w:w="7560"/>
-      </w:tblGrid>
-      <w:tr>
-        <w:trPr>
-          <w:cantSplit/>
-        </w:trPr>
-        <w:tc>
-          <w:tcPr>
-            <w:tcW w:type="dxa" w:w="1800"/>
-            <w:tcMar>
-              <w:top w:type="dxa" w:w="100"/>
-              <w:left w:type="dxa" w:w="40"/>
-              <w:bottom w:type="dxa" w:w="100"/>
-              <w:right w:type="dxa" w:w="120"/>
-            </w:tcMar>
-            <w:vAlign w:val="center"/>
-          </w:tcPr>
           <w:p>
             <w:pPr>
               <w:spacing w:after="0"/>
-              <w:jc w:val="center"/>
-            </w:pPr>
-            <w:r>
-              <w:drawing>
-                <wp:inline distT="0" distB="0" distL="0" distR="0">
-                  <wp:extent cx="1047750" cy="790575"/>
-                  <wp:effectExtent t="0" r="0" b="0" l="0"/>
-                  <wp:docPr id="1" name="" descr="" title=""/>
-                  <wp:cNvGraphicFramePr>
-                    <a:graphicFrameLocks xmlns:a="http://schemas.openxmlformats.org/drawingml/2006/main" noChangeAspect="1"/>
-                  </wp:cNvGraphicFramePr>
-                  <a:graphic xmlns:a="http://schemas.openxmlformats.org/drawingml/2006/main">
-                    <a:graphicData uri="http://schemas.openxmlformats.org/drawingml/2006/picture">
-                      <pic:pic xmlns:pic="http://schemas.openxmlformats.org/drawingml/2006/picture">
-                        <pic:nvPicPr>
-                          <pic:cNvPr id="0" name="" descr=""/>
-                          <pic:cNvPicPr>
-                            <a:picLocks noChangeAspect="1" noChangeArrowheads="1"/>
-                          </pic:cNvPicPr>
-                        </pic:nvPicPr>
-                        <pic:blipFill>
-                          <a:blip r:embed="rId10" cstate="none"/>
-                          <a:srcRect/>
-                          <a:stretch>
-                            <a:fillRect/>
-                          </a:stretch>
-                        </pic:blipFill>
-                        <pic:spPr bwMode="auto">
-                          <a:xfrm>
-                            <a:off x="0" y="0"/>
-                            <a:ext cx="1047750" cy="790575"/>
-                          </a:xfrm>
-                          <a:prstGeom prst="rect">
-                            <a:avLst/>
-                          </a:prstGeom>
-                        </pic:spPr>
-                      </pic:pic>
-                    </a:graphicData>
-                  </a:graphic>
-                </wp:inline>
-              </w:drawing>
-            </w:r>
-          </w:p>
-        </w:tc>
-        <w:tc>
-          <w:tcPr>
-            <w:tcW w:type="dxa" w:w="7560"/>
-            <w:tcMar>
-              <w:top w:type="dxa" w:w="100"/>
-              <w:left w:type="dxa" w:w="40"/>
-              <w:bottom w:type="dxa" w:w="100"/>
-              <w:right w:type="dxa" w:w="40"/>
-            </w:tcMar>
-            <w:vAlign w:val="center"/>
-          </w:tcPr>
-          <w:p>
-            <w:pPr>
-              <w:spacing w:after="50"/>
             </w:pPr>
             <w:r>
               <w:rPr>
                 <w:b/>
                 <w:bCs/>
-                <w:color w:val="12355B"/>
-                <w:sz w:val="24"/>
-                <w:szCs w:val="24"/>
+                <w:color w:val="1FA6A2"/>
+                <w:sz w:val="18"/>
+                <w:szCs w:val="18"/>
               </w:rPr>
-              <w:t xml:space="preserve">generalization</w:t>
+              <w:t xml:space="preserve">Example:  </w:t>
             </w:r>
             <w:r>
               <w:rPr>
                 <w:i/>
                 <w:iCs/>
                 <w:color w:val="5F6F80"/>
-                <w:sz w:val="19"/>
-                <w:szCs w:val="19"/>
+                <w:sz w:val="18"/>
+                <w:szCs w:val="18"/>
               </w:rPr>
-              <w:t xml:space="preserve">   generalización</w:t>
-            </w:r>
-          </w:p>
-          <w:p>
-            <w:pPr>
-              <w:spacing w:after="0"/>
-            </w:pPr>
-            <w:r>
-              <w:rPr>
-                <w:sz w:val="21"/>
-                <w:szCs w:val="21"/>
-              </w:rPr>
-              <w:t xml:space="preserve">A statement that is true for a whole pattern, made by noticing repeated calculations.</w:t>
-            </w:r>
-          </w:p>
-        </w:tc>
-      </w:tr>
-    </w:tbl>
-    <w:tbl>
-      <w:tblPr>
-        <w:tblW w:type="pct" w:w="100%"/>
-        <w:tblBorders>
-          <w:top w:val="none" w:color="FFFFFF" w:sz="0"/>
-          <w:left w:val="none" w:color="FFFFFF" w:sz="0"/>
-          <w:bottom w:val="single" w:color="C7D2DD" w:sz="4"/>
-          <w:right w:val="none" w:color="FFFFFF" w:sz="0"/>
-          <w:insideH w:val="none" w:color="FFFFFF" w:sz="0"/>
-          <w:insideV w:val="none" w:color="FFFFFF" w:sz="0"/>
-        </w:tblBorders>
-      </w:tblPr>
-      <w:tblGrid>
-        <w:gridCol w:w="1800"/>
-        <w:gridCol w:w="7560"/>
-      </w:tblGrid>
-      <w:tr>
-        <w:trPr>
-          <w:cantSplit/>
-        </w:trPr>
-        <w:tc>
-          <w:tcPr>
-            <w:tcW w:type="dxa" w:w="1800"/>
-            <w:tcMar>
-              <w:top w:type="dxa" w:w="100"/>
-              <w:left w:type="dxa" w:w="40"/>
-              <w:bottom w:type="dxa" w:w="100"/>
-              <w:right w:type="dxa" w:w="120"/>
-            </w:tcMar>
-            <w:vAlign w:val="center"/>
-          </w:tcPr>
-          <w:p>
-            <w:pPr>
-              <w:spacing w:after="0"/>
-              <w:jc w:val="center"/>
-            </w:pPr>
-            <w:r>
-              <w:drawing>
-                <wp:inline distT="0" distB="0" distL="0" distR="0">
-                  <wp:extent cx="1047750" cy="790575"/>
-                  <wp:effectExtent t="0" r="0" b="0" l="0"/>
-                  <wp:docPr id="1" name="" descr="" title=""/>
-                  <wp:cNvGraphicFramePr>
-                    <a:graphicFrameLocks xmlns:a="http://schemas.openxmlformats.org/drawingml/2006/main" noChangeAspect="1"/>
-                  </wp:cNvGraphicFramePr>
-                  <a:graphic xmlns:a="http://schemas.openxmlformats.org/drawingml/2006/main">
-                    <a:graphicData uri="http://schemas.openxmlformats.org/drawingml/2006/picture">
-                      <pic:pic xmlns:pic="http://schemas.openxmlformats.org/drawingml/2006/picture">
-                        <pic:nvPicPr>
-                          <pic:cNvPr id="0" name="" descr=""/>
-                          <pic:cNvPicPr>
-                            <a:picLocks noChangeAspect="1" noChangeArrowheads="1"/>
-                          </pic:cNvPicPr>
-                        </pic:nvPicPr>
-                        <pic:blipFill>
-                          <a:blip r:embed="rId10" cstate="none"/>
-                          <a:srcRect/>
-                          <a:stretch>
-                            <a:fillRect/>
-                          </a:stretch>
-                        </pic:blipFill>
-                        <pic:spPr bwMode="auto">
-                          <a:xfrm>
-                            <a:off x="0" y="0"/>
-                            <a:ext cx="1047750" cy="790575"/>
-                          </a:xfrm>
-                          <a:prstGeom prst="rect">
-                            <a:avLst/>
-                          </a:prstGeom>
-                        </pic:spPr>
-                      </pic:pic>
-                    </a:graphicData>
-                  </a:graphic>
-                </wp:inline>
-              </w:drawing>
-            </w:r>
-          </w:p>
-        </w:tc>
-        <w:tc>
-          <w:tcPr>
-            <w:tcW w:type="dxa" w:w="7560"/>
-            <w:tcMar>
-              <w:top w:type="dxa" w:w="100"/>
-              <w:left w:type="dxa" w:w="40"/>
-              <w:bottom w:type="dxa" w:w="100"/>
-              <w:right w:type="dxa" w:w="40"/>
-            </w:tcMar>
-            <w:vAlign w:val="center"/>
-          </w:tcPr>
-          <w:p>
-            <w:pPr>
-              <w:spacing w:after="50"/>
-            </w:pPr>
-            <w:r>
-              <w:rPr>
-                <w:b/>
-                <w:bCs/>
-                <w:color w:val="12355B"/>
-                <w:sz w:val="24"/>
-                <w:szCs w:val="24"/>
-              </w:rPr>
-              <w:t xml:space="preserve">table of values</w:t>
-            </w:r>
-            <w:r>
-              <w:rPr>
-                <w:i/>
-                <w:iCs/>
-                <w:color w:val="5F6F80"/>
-                <w:sz w:val="19"/>
-                <w:szCs w:val="19"/>
-              </w:rPr>
-              <w:t xml:space="preserve">   tabla de valores</w:t>
-            </w:r>
-          </w:p>
-          <w:p>
-            <w:pPr>
-              <w:spacing w:after="0"/>
-            </w:pPr>
-            <w:r>
-              <w:rPr>
-                <w:sz w:val="21"/>
-                <w:szCs w:val="21"/>
-              </w:rPr>
-              <w:t xml:space="preserve">A table that lists each step of a pattern so you can check that a solution is reasonable.</w:t>
+              <w:t xml:space="preserve">2, 4, 6, 8 … the rule is “+ 2 every time”.</w:t>
             </w:r>
           </w:p>
         </w:tc>
@@ -867,6 +659,314 @@
                 <w:sz w:val="24"/>
                 <w:szCs w:val="24"/>
               </w:rPr>
+              <w:t xml:space="preserve">generalization</w:t>
+            </w:r>
+            <w:r>
+              <w:rPr>
+                <w:i/>
+                <w:iCs/>
+                <w:color w:val="5F6F80"/>
+                <w:sz w:val="19"/>
+                <w:szCs w:val="19"/>
+              </w:rPr>
+              <w:t xml:space="preserve">   generalización</w:t>
+            </w:r>
+          </w:p>
+          <w:p>
+            <w:pPr>
+              <w:spacing w:after="40"/>
+            </w:pPr>
+            <w:r>
+              <w:rPr>
+                <w:sz w:val="21"/>
+                <w:szCs w:val="21"/>
+              </w:rPr>
+              <w:t xml:space="preserve">A statement that is true for a whole pattern, made by noticing repeated calculations.</w:t>
+            </w:r>
+          </w:p>
+          <w:p>
+            <w:pPr>
+              <w:spacing w:after="0"/>
+            </w:pPr>
+            <w:r>
+              <w:rPr>
+                <w:b/>
+                <w:bCs/>
+                <w:color w:val="1FA6A2"/>
+                <w:sz w:val="18"/>
+                <w:szCs w:val="18"/>
+              </w:rPr>
+              <w:t xml:space="preserve">Example:  </w:t>
+            </w:r>
+            <w:r>
+              <w:rPr>
+                <w:i/>
+                <w:iCs/>
+                <w:color w:val="5F6F80"/>
+                <w:sz w:val="18"/>
+                <w:szCs w:val="18"/>
+              </w:rPr>
+              <w:t xml:space="preserve">1 → 3, 2 → 5, 3 → 7 … so n → 2n + 1, for ANY n.</w:t>
+            </w:r>
+          </w:p>
+        </w:tc>
+      </w:tr>
+    </w:tbl>
+    <w:tbl>
+      <w:tblPr>
+        <w:tblW w:type="pct" w:w="100%"/>
+        <w:tblBorders>
+          <w:top w:val="none" w:color="FFFFFF" w:sz="0"/>
+          <w:left w:val="none" w:color="FFFFFF" w:sz="0"/>
+          <w:bottom w:val="single" w:color="C7D2DD" w:sz="4"/>
+          <w:right w:val="none" w:color="FFFFFF" w:sz="0"/>
+          <w:insideH w:val="none" w:color="FFFFFF" w:sz="0"/>
+          <w:insideV w:val="none" w:color="FFFFFF" w:sz="0"/>
+        </w:tblBorders>
+      </w:tblPr>
+      <w:tblGrid>
+        <w:gridCol w:w="1800"/>
+        <w:gridCol w:w="7560"/>
+      </w:tblGrid>
+      <w:tr>
+        <w:trPr>
+          <w:cantSplit/>
+        </w:trPr>
+        <w:tc>
+          <w:tcPr>
+            <w:tcW w:type="dxa" w:w="1800"/>
+            <w:tcMar>
+              <w:top w:type="dxa" w:w="100"/>
+              <w:left w:type="dxa" w:w="40"/>
+              <w:bottom w:type="dxa" w:w="100"/>
+              <w:right w:type="dxa" w:w="120"/>
+            </w:tcMar>
+            <w:vAlign w:val="center"/>
+          </w:tcPr>
+          <w:p>
+            <w:pPr>
+              <w:spacing w:after="0"/>
+              <w:jc w:val="center"/>
+            </w:pPr>
+            <w:r>
+              <w:drawing>
+                <wp:inline distT="0" distB="0" distL="0" distR="0">
+                  <wp:extent cx="1047750" cy="790575"/>
+                  <wp:effectExtent t="0" r="0" b="0" l="0"/>
+                  <wp:docPr id="1" name="" descr="" title=""/>
+                  <wp:cNvGraphicFramePr>
+                    <a:graphicFrameLocks xmlns:a="http://schemas.openxmlformats.org/drawingml/2006/main" noChangeAspect="1"/>
+                  </wp:cNvGraphicFramePr>
+                  <a:graphic xmlns:a="http://schemas.openxmlformats.org/drawingml/2006/main">
+                    <a:graphicData uri="http://schemas.openxmlformats.org/drawingml/2006/picture">
+                      <pic:pic xmlns:pic="http://schemas.openxmlformats.org/drawingml/2006/picture">
+                        <pic:nvPicPr>
+                          <pic:cNvPr id="0" name="" descr=""/>
+                          <pic:cNvPicPr>
+                            <a:picLocks noChangeAspect="1" noChangeArrowheads="1"/>
+                          </pic:cNvPicPr>
+                        </pic:nvPicPr>
+                        <pic:blipFill>
+                          <a:blip r:embed="rId12" cstate="none"/>
+                          <a:srcRect/>
+                          <a:stretch>
+                            <a:fillRect/>
+                          </a:stretch>
+                        </pic:blipFill>
+                        <pic:spPr bwMode="auto">
+                          <a:xfrm>
+                            <a:off x="0" y="0"/>
+                            <a:ext cx="1047750" cy="790575"/>
+                          </a:xfrm>
+                          <a:prstGeom prst="rect">
+                            <a:avLst/>
+                          </a:prstGeom>
+                        </pic:spPr>
+                      </pic:pic>
+                    </a:graphicData>
+                  </a:graphic>
+                </wp:inline>
+              </w:drawing>
+            </w:r>
+          </w:p>
+        </w:tc>
+        <w:tc>
+          <w:tcPr>
+            <w:tcW w:type="dxa" w:w="7560"/>
+            <w:tcMar>
+              <w:top w:type="dxa" w:w="100"/>
+              <w:left w:type="dxa" w:w="40"/>
+              <w:bottom w:type="dxa" w:w="100"/>
+              <w:right w:type="dxa" w:w="40"/>
+            </w:tcMar>
+            <w:vAlign w:val="center"/>
+          </w:tcPr>
+          <w:p>
+            <w:pPr>
+              <w:spacing w:after="50"/>
+            </w:pPr>
+            <w:r>
+              <w:rPr>
+                <w:b/>
+                <w:bCs/>
+                <w:color w:val="12355B"/>
+                <w:sz w:val="24"/>
+                <w:szCs w:val="24"/>
+              </w:rPr>
+              <w:t xml:space="preserve">table of values</w:t>
+            </w:r>
+            <w:r>
+              <w:rPr>
+                <w:i/>
+                <w:iCs/>
+                <w:color w:val="5F6F80"/>
+                <w:sz w:val="19"/>
+                <w:szCs w:val="19"/>
+              </w:rPr>
+              <w:t xml:space="preserve">   tabla de valores</w:t>
+            </w:r>
+          </w:p>
+          <w:p>
+            <w:pPr>
+              <w:spacing w:after="40"/>
+            </w:pPr>
+            <w:r>
+              <w:rPr>
+                <w:sz w:val="21"/>
+                <w:szCs w:val="21"/>
+              </w:rPr>
+              <w:t xml:space="preserve">A table that lists each step of a pattern so you can check that a solution is reasonable.</w:t>
+            </w:r>
+          </w:p>
+          <w:p>
+            <w:pPr>
+              <w:spacing w:after="0"/>
+            </w:pPr>
+            <w:r>
+              <w:rPr>
+                <w:b/>
+                <w:bCs/>
+                <w:color w:val="1FA6A2"/>
+                <w:sz w:val="18"/>
+                <w:szCs w:val="18"/>
+              </w:rPr>
+              <w:t xml:space="preserve">Example:  </w:t>
+            </w:r>
+            <w:r>
+              <w:rPr>
+                <w:i/>
+                <w:iCs/>
+                <w:color w:val="5F6F80"/>
+                <w:sz w:val="18"/>
+                <w:szCs w:val="18"/>
+              </w:rPr>
+              <w:t xml:space="preserve">discs 1, 2, 3 beside steps 1, 3, 7 — one row per step.</w:t>
+            </w:r>
+          </w:p>
+        </w:tc>
+      </w:tr>
+    </w:tbl>
+    <w:tbl>
+      <w:tblPr>
+        <w:tblW w:type="pct" w:w="100%"/>
+        <w:tblBorders>
+          <w:top w:val="none" w:color="FFFFFF" w:sz="0"/>
+          <w:left w:val="none" w:color="FFFFFF" w:sz="0"/>
+          <w:bottom w:val="single" w:color="C7D2DD" w:sz="4"/>
+          <w:right w:val="none" w:color="FFFFFF" w:sz="0"/>
+          <w:insideH w:val="none" w:color="FFFFFF" w:sz="0"/>
+          <w:insideV w:val="none" w:color="FFFFFF" w:sz="0"/>
+        </w:tblBorders>
+      </w:tblPr>
+      <w:tblGrid>
+        <w:gridCol w:w="1800"/>
+        <w:gridCol w:w="7560"/>
+      </w:tblGrid>
+      <w:tr>
+        <w:trPr>
+          <w:cantSplit/>
+        </w:trPr>
+        <w:tc>
+          <w:tcPr>
+            <w:tcW w:type="dxa" w:w="1800"/>
+            <w:tcMar>
+              <w:top w:type="dxa" w:w="100"/>
+              <w:left w:type="dxa" w:w="40"/>
+              <w:bottom w:type="dxa" w:w="100"/>
+              <w:right w:type="dxa" w:w="120"/>
+            </w:tcMar>
+            <w:vAlign w:val="center"/>
+          </w:tcPr>
+          <w:p>
+            <w:pPr>
+              <w:spacing w:after="0"/>
+              <w:jc w:val="center"/>
+            </w:pPr>
+            <w:r>
+              <w:drawing>
+                <wp:inline distT="0" distB="0" distL="0" distR="0">
+                  <wp:extent cx="1047750" cy="790575"/>
+                  <wp:effectExtent t="0" r="0" b="0" l="0"/>
+                  <wp:docPr id="1" name="" descr="" title=""/>
+                  <wp:cNvGraphicFramePr>
+                    <a:graphicFrameLocks xmlns:a="http://schemas.openxmlformats.org/drawingml/2006/main" noChangeAspect="1"/>
+                  </wp:cNvGraphicFramePr>
+                  <a:graphic xmlns:a="http://schemas.openxmlformats.org/drawingml/2006/main">
+                    <a:graphicData uri="http://schemas.openxmlformats.org/drawingml/2006/picture">
+                      <pic:pic xmlns:pic="http://schemas.openxmlformats.org/drawingml/2006/picture">
+                        <pic:nvPicPr>
+                          <pic:cNvPr id="0" name="" descr=""/>
+                          <pic:cNvPicPr>
+                            <a:picLocks noChangeAspect="1" noChangeArrowheads="1"/>
+                          </pic:cNvPicPr>
+                        </pic:nvPicPr>
+                        <pic:blipFill>
+                          <a:blip r:embed="rId13" cstate="none"/>
+                          <a:srcRect/>
+                          <a:stretch>
+                            <a:fillRect/>
+                          </a:stretch>
+                        </pic:blipFill>
+                        <pic:spPr bwMode="auto">
+                          <a:xfrm>
+                            <a:off x="0" y="0"/>
+                            <a:ext cx="1047750" cy="790575"/>
+                          </a:xfrm>
+                          <a:prstGeom prst="rect">
+                            <a:avLst/>
+                          </a:prstGeom>
+                        </pic:spPr>
+                      </pic:pic>
+                    </a:graphicData>
+                  </a:graphic>
+                </wp:inline>
+              </w:drawing>
+            </w:r>
+          </w:p>
+        </w:tc>
+        <w:tc>
+          <w:tcPr>
+            <w:tcW w:type="dxa" w:w="7560"/>
+            <w:tcMar>
+              <w:top w:type="dxa" w:w="100"/>
+              <w:left w:type="dxa" w:w="40"/>
+              <w:bottom w:type="dxa" w:w="100"/>
+              <w:right w:type="dxa" w:w="40"/>
+            </w:tcMar>
+            <w:vAlign w:val="center"/>
+          </w:tcPr>
+          <w:p>
+            <w:pPr>
+              <w:spacing w:after="50"/>
+            </w:pPr>
+            <w:r>
+              <w:rPr>
+                <w:b/>
+                <w:bCs/>
+                <w:color w:val="12355B"/>
+                <w:sz w:val="24"/>
+                <w:szCs w:val="24"/>
+              </w:rPr>
               <w:t xml:space="preserve">reasonableness</w:t>
             </w:r>
             <w:r>
@@ -882,7 +982,7 @@
           </w:p>
           <w:p>
             <w:pPr>
-              <w:spacing w:after="0"/>
+              <w:spacing w:after="40"/>
             </w:pPr>
             <w:r>
               <w:rPr>
@@ -890,6 +990,31 @@
                 <w:szCs w:val="21"/>
               </w:rPr>
               <w:t xml:space="preserve">Whether an answer makes sense — checked as you work, with adjustments made when needed.</w:t>
+            </w:r>
+          </w:p>
+          <w:p>
+            <w:pPr>
+              <w:spacing w:after="0"/>
+            </w:pPr>
+            <w:r>
+              <w:rPr>
+                <w:b/>
+                <w:bCs/>
+                <w:color w:val="1FA6A2"/>
+                <w:sz w:val="18"/>
+                <w:szCs w:val="18"/>
+              </w:rPr>
+              <w:t xml:space="preserve">Example:  </w:t>
+            </w:r>
+            <w:r>
+              <w:rPr>
+                <w:i/>
+                <w:iCs/>
+                <w:color w:val="5F6F80"/>
+                <w:sz w:val="18"/>
+                <w:szCs w:val="18"/>
+              </w:rPr>
+              <w:t xml:space="preserve">5/6 of 540 should land BELOW 540, so 650 fails the check.</w:t>
             </w:r>
           </w:p>
         </w:tc>
@@ -1014,7 +1139,7 @@
           <w:sz w:val="22"/>
           <w:szCs w:val="22"/>
         </w:rPr>
-        <w:t xml:space="preserve">__________  —  Something that repeats or changes in a predictable way.</w:t>
+        <w:t xml:space="preserve">Something that repeats or changes in a predictable way is a ___.</w:t>
       </w:r>
     </w:p>
     <w:p>
@@ -1036,7 +1161,7 @@
           <w:sz w:val="22"/>
           <w:szCs w:val="22"/>
         </w:rPr>
-        <w:t xml:space="preserve">__________  —  The instruction that tells how to get from one number in a pattern to the next.</w:t>
+        <w:t xml:space="preserve">The instruction for getting from one term to the next is the ___ ___.</w:t>
       </w:r>
     </w:p>
     <w:p>
@@ -1058,7 +1183,7 @@
           <w:sz w:val="22"/>
           <w:szCs w:val="22"/>
         </w:rPr>
-        <w:t xml:space="preserve">__________  —  A statement that is true for a whole pattern, made by noticing repeated calculations.</w:t>
+        <w:t xml:space="preserve">A statement true for a whole pattern, not just the cases you tried, is a ___.</w:t>
       </w:r>
     </w:p>
     <w:p>
@@ -1080,7 +1205,7 @@
           <w:sz w:val="22"/>
           <w:szCs w:val="22"/>
         </w:rPr>
-        <w:t xml:space="preserve">__________  —  A table that lists each step of a pattern so you can check that a solution is reasonable.</w:t>
+        <w:t xml:space="preserve">A table listing each step of a pattern in order is a ___ ___ ___.</w:t>
       </w:r>
     </w:p>
     <w:p>
@@ -1102,7 +1227,7 @@
           <w:sz w:val="22"/>
           <w:szCs w:val="22"/>
         </w:rPr>
-        <w:t xml:space="preserve">__________  —  Whether an answer makes sense — checked as you work, with adjustments made when needed.</w:t>
+        <w:t xml:space="preserve">Whether an answer makes sense, checked as you work, is its ___.</w:t>
       </w:r>
     </w:p>
     <w:p>

--- a/lessons/1-5/downloads/1-5-notes-teacher.docx
+++ b/lessons/1-5/downloads/1-5-notes-teacher.docx
@@ -219,10 +219,12 @@
     <w:p>
       <w:pPr>
         <w:pStyle w:val="Heading1"/>
+        <w:keepNext/>
+        <w:keepLines/>
         <w:pBdr>
           <w:bottom w:val="single" w:color="1FA6A2" w:sz="14" w:space="6"/>
         </w:pBdr>
-        <w:spacing w:after="140" w:before="260"/>
+        <w:spacing w:after="140" w:before="300"/>
       </w:pPr>
       <w:r>
         <w:rPr>
@@ -1023,10 +1025,12 @@
     <w:p>
       <w:pPr>
         <w:pStyle w:val="Heading1"/>
+        <w:keepNext/>
+        <w:keepLines/>
         <w:pBdr>
           <w:bottom w:val="single" w:color="1FA6A2" w:sz="14" w:space="6"/>
         </w:pBdr>
-        <w:spacing w:after="140" w:before="260"/>
+        <w:spacing w:after="140" w:before="300"/>
       </w:pPr>
       <w:r>
         <w:rPr>
@@ -1122,7 +1126,8 @@
     </w:p>
     <w:p>
       <w:pPr>
-        <w:spacing w:after="120" w:before="80"/>
+        <w:keepLines/>
+        <w:spacing w:after="260" w:before="200"/>
       </w:pPr>
       <w:r>
         <w:rPr>
@@ -1139,34 +1144,27 @@
           <w:sz w:val="22"/>
           <w:szCs w:val="22"/>
         </w:rPr>
-        <w:t xml:space="preserve">Something that repeats or changes in a predictable way is a ___.</w:t>
-      </w:r>
-    </w:p>
-    <w:p>
-      <w:pPr>
-        <w:spacing w:after="120" w:before="80"/>
-      </w:pPr>
-      <w:r>
-        <w:rPr>
-          <w:b/>
-          <w:bCs/>
-          <w:color w:val="12355B"/>
+        <w:t xml:space="preserve">Something that repeats or changes in a predictable way is a </w:t>
+      </w:r>
+      <w:r>
+        <w:rPr>
           <w:sz w:val="22"/>
           <w:szCs w:val="22"/>
         </w:rPr>
-        <w:t xml:space="preserve">2.  </w:t>
+        <w:t xml:space="preserve">________________</w:t>
       </w:r>
       <w:r>
         <w:rPr>
           <w:sz w:val="22"/>
           <w:szCs w:val="22"/>
         </w:rPr>
-        <w:t xml:space="preserve">The instruction for getting from one term to the next is the ___ ___.</w:t>
-      </w:r>
-    </w:p>
-    <w:p>
-      <w:pPr>
-        <w:spacing w:after="120" w:before="80"/>
+        <w:t xml:space="preserve">.</w:t>
+      </w:r>
+    </w:p>
+    <w:p>
+      <w:pPr>
+        <w:keepLines/>
+        <w:spacing w:after="260" w:before="200"/>
       </w:pPr>
       <w:r>
         <w:rPr>
@@ -1176,68 +1174,192 @@
           <w:sz w:val="22"/>
           <w:szCs w:val="22"/>
         </w:rPr>
-        <w:t xml:space="preserve">3.  </w:t>
+        <w:t xml:space="preserve">2.  </w:t>
       </w:r>
       <w:r>
         <w:rPr>
           <w:sz w:val="22"/>
           <w:szCs w:val="22"/>
         </w:rPr>
-        <w:t xml:space="preserve">A statement true for a whole pattern, not just the cases you tried, is a ___.</w:t>
-      </w:r>
-    </w:p>
-    <w:p>
-      <w:pPr>
-        <w:spacing w:after="120" w:before="80"/>
-      </w:pPr>
-      <w:r>
-        <w:rPr>
-          <w:b/>
-          <w:bCs/>
-          <w:color w:val="12355B"/>
+        <w:t xml:space="preserve">The instruction for getting from one term to the next is the </w:t>
+      </w:r>
+      <w:r>
+        <w:rPr>
           <w:sz w:val="22"/>
           <w:szCs w:val="22"/>
         </w:rPr>
-        <w:t xml:space="preserve">4.  </w:t>
+        <w:t xml:space="preserve">________________</w:t>
       </w:r>
       <w:r>
         <w:rPr>
           <w:sz w:val="22"/>
           <w:szCs w:val="22"/>
         </w:rPr>
-        <w:t xml:space="preserve">A table listing each step of a pattern in order is a ___ ___ ___.</w:t>
-      </w:r>
-    </w:p>
-    <w:p>
-      <w:pPr>
-        <w:spacing w:after="120" w:before="80"/>
-      </w:pPr>
-      <w:r>
-        <w:rPr>
-          <w:b/>
-          <w:bCs/>
-          <w:color w:val="12355B"/>
+        <w:t xml:space="preserve"> </w:t>
+      </w:r>
+      <w:r>
+        <w:rPr>
           <w:sz w:val="22"/>
           <w:szCs w:val="22"/>
         </w:rPr>
-        <w:t xml:space="preserve">5.  </w:t>
+        <w:t xml:space="preserve">________________</w:t>
       </w:r>
       <w:r>
         <w:rPr>
           <w:sz w:val="22"/>
           <w:szCs w:val="22"/>
         </w:rPr>
-        <w:t xml:space="preserve">Whether an answer makes sense, checked as you work, is its ___.</w:t>
+        <w:t xml:space="preserve">.</w:t>
+      </w:r>
+    </w:p>
+    <w:p>
+      <w:pPr>
+        <w:keepLines/>
+        <w:spacing w:after="260" w:before="200"/>
+      </w:pPr>
+      <w:r>
+        <w:rPr>
+          <w:b/>
+          <w:bCs/>
+          <w:color w:val="12355B"/>
+          <w:sz w:val="22"/>
+          <w:szCs w:val="22"/>
+        </w:rPr>
+        <w:t xml:space="preserve">3.  </w:t>
+      </w:r>
+      <w:r>
+        <w:rPr>
+          <w:sz w:val="22"/>
+          <w:szCs w:val="22"/>
+        </w:rPr>
+        <w:t xml:space="preserve">A statement true for a whole pattern, not just the cases you tried, is a </w:t>
+      </w:r>
+      <w:r>
+        <w:rPr>
+          <w:sz w:val="22"/>
+          <w:szCs w:val="22"/>
+        </w:rPr>
+        <w:t xml:space="preserve">________________</w:t>
+      </w:r>
+      <w:r>
+        <w:rPr>
+          <w:sz w:val="22"/>
+          <w:szCs w:val="22"/>
+        </w:rPr>
+        <w:t xml:space="preserve">.</w:t>
+      </w:r>
+    </w:p>
+    <w:p>
+      <w:pPr>
+        <w:keepLines/>
+        <w:spacing w:after="260" w:before="200"/>
+      </w:pPr>
+      <w:r>
+        <w:rPr>
+          <w:b/>
+          <w:bCs/>
+          <w:color w:val="12355B"/>
+          <w:sz w:val="22"/>
+          <w:szCs w:val="22"/>
+        </w:rPr>
+        <w:t xml:space="preserve">4.  </w:t>
+      </w:r>
+      <w:r>
+        <w:rPr>
+          <w:sz w:val="22"/>
+          <w:szCs w:val="22"/>
+        </w:rPr>
+        <w:t xml:space="preserve">A table listing each step of a pattern in order is a </w:t>
+      </w:r>
+      <w:r>
+        <w:rPr>
+          <w:sz w:val="22"/>
+          <w:szCs w:val="22"/>
+        </w:rPr>
+        <w:t xml:space="preserve">________________</w:t>
+      </w:r>
+      <w:r>
+        <w:rPr>
+          <w:sz w:val="22"/>
+          <w:szCs w:val="22"/>
+        </w:rPr>
+        <w:t xml:space="preserve"> </w:t>
+      </w:r>
+      <w:r>
+        <w:rPr>
+          <w:sz w:val="22"/>
+          <w:szCs w:val="22"/>
+        </w:rPr>
+        <w:t xml:space="preserve">________________</w:t>
+      </w:r>
+      <w:r>
+        <w:rPr>
+          <w:sz w:val="22"/>
+          <w:szCs w:val="22"/>
+        </w:rPr>
+        <w:t xml:space="preserve"> </w:t>
+      </w:r>
+      <w:r>
+        <w:rPr>
+          <w:sz w:val="22"/>
+          <w:szCs w:val="22"/>
+        </w:rPr>
+        <w:t xml:space="preserve">________________</w:t>
+      </w:r>
+      <w:r>
+        <w:rPr>
+          <w:sz w:val="22"/>
+          <w:szCs w:val="22"/>
+        </w:rPr>
+        <w:t xml:space="preserve">.</w:t>
+      </w:r>
+    </w:p>
+    <w:p>
+      <w:pPr>
+        <w:keepLines/>
+        <w:spacing w:after="260" w:before="200"/>
+      </w:pPr>
+      <w:r>
+        <w:rPr>
+          <w:b/>
+          <w:bCs/>
+          <w:color w:val="12355B"/>
+          <w:sz w:val="22"/>
+          <w:szCs w:val="22"/>
+        </w:rPr>
+        <w:t xml:space="preserve">5.  </w:t>
+      </w:r>
+      <w:r>
+        <w:rPr>
+          <w:sz w:val="22"/>
+          <w:szCs w:val="22"/>
+        </w:rPr>
+        <w:t xml:space="preserve">Whether an answer makes sense, checked as you work, is its </w:t>
+      </w:r>
+      <w:r>
+        <w:rPr>
+          <w:sz w:val="22"/>
+          <w:szCs w:val="22"/>
+        </w:rPr>
+        <w:t xml:space="preserve">________________</w:t>
+      </w:r>
+      <w:r>
+        <w:rPr>
+          <w:sz w:val="22"/>
+          <w:szCs w:val="22"/>
+        </w:rPr>
+        <w:t xml:space="preserve">.</w:t>
       </w:r>
     </w:p>
     <w:p>
       <w:pPr>
         <w:pStyle w:val="Heading1"/>
-        <w:pageBreakBefore/>
+        <w:keepNext/>
+        <w:keepLines/>
         <w:pBdr>
           <w:bottom w:val="single" w:color="1FA6A2" w:sz="14" w:space="6"/>
         </w:pBdr>
-        <w:spacing w:after="140" w:before="0"/>
+        <w:spacing w:after="140" w:before="300"/>
       </w:pPr>
       <w:r>
         <w:rPr>
@@ -2518,11 +2640,12 @@
     <w:p>
       <w:pPr>
         <w:pStyle w:val="Heading1"/>
-        <w:pageBreakBefore/>
+        <w:keepNext/>
+        <w:keepLines/>
         <w:pBdr>
           <w:bottom w:val="single" w:color="1FA6A2" w:sz="14" w:space="6"/>
         </w:pBdr>
-        <w:spacing w:after="140" w:before="0"/>
+        <w:spacing w:after="140" w:before="300"/>
       </w:pPr>
       <w:r>
         <w:rPr>
@@ -2775,11 +2898,12 @@
     <w:p>
       <w:pPr>
         <w:pStyle w:val="Heading1"/>
-        <w:pageBreakBefore/>
+        <w:keepNext/>
+        <w:keepLines/>
         <w:pBdr>
           <w:bottom w:val="single" w:color="1FA6A2" w:sz="14" w:space="6"/>
         </w:pBdr>
-        <w:spacing w:after="140" w:before="0"/>
+        <w:spacing w:after="140" w:before="300"/>
       </w:pPr>
       <w:r>
         <w:rPr>
@@ -3500,11 +3624,12 @@
     <w:p>
       <w:pPr>
         <w:pStyle w:val="Heading1"/>
-        <w:pageBreakBefore/>
+        <w:keepNext/>
+        <w:keepLines/>
         <w:pBdr>
           <w:bottom w:val="single" w:color="1FA6A2" w:sz="14" w:space="6"/>
         </w:pBdr>
-        <w:spacing w:after="140" w:before="0"/>
+        <w:spacing w:after="140" w:before="300"/>
       </w:pPr>
       <w:r>
         <w:rPr>
@@ -4305,11 +4430,12 @@
     <w:p>
       <w:pPr>
         <w:pStyle w:val="Heading1"/>
-        <w:pageBreakBefore/>
+        <w:keepNext/>
+        <w:keepLines/>
         <w:pBdr>
           <w:bottom w:val="single" w:color="1FA6A2" w:sz="14" w:space="6"/>
         </w:pBdr>
-        <w:spacing w:after="140" w:before="0"/>
+        <w:spacing w:after="140" w:before="300"/>
       </w:pPr>
       <w:r>
         <w:rPr>
@@ -4422,6 +4548,8 @@
     <w:p>
       <w:pPr>
         <w:pStyle w:val="Heading1"/>
+        <w:keepNext/>
+        <w:keepLines/>
         <w:pageBreakBefore/>
         <w:pBdr>
           <w:bottom w:val="single" w:color="1FA6A2" w:sz="14" w:space="6"/>

--- a/lessons/1-5/downloads/1-5-notes-teacher.docx
+++ b/lessons/1-5/downloads/1-5-notes-teacher.docx
@@ -1372,47 +1372,6 @@
         <w:t xml:space="preserve">Write About the Math</w:t>
       </w:r>
     </w:p>
-    <w:p>
-      <w:pPr>
-        <w:spacing w:after="100"/>
-      </w:pPr>
-      <w:r>
-        <w:rPr>
-          <w:i/>
-          <w:iCs/>
-          <w:color w:val="5F6F80"/>
-          <w:sz w:val="19"/>
-          <w:szCs w:val="19"/>
-        </w:rPr>
-        <w:t xml:space="preserve">Use the support level you need. Every level answers the same math question.</w:t>
-      </w:r>
-    </w:p>
-    <w:p>
-      <w:pPr>
-        <w:pStyle w:val="Heading2"/>
-        <w:spacing w:after="80" w:before="180"/>
-      </w:pPr>
-      <w:r>
-        <w:rPr>
-          <w:b/>
-          <w:bCs/>
-          <w:color w:val="12355B"/>
-          <w:sz w:val="24"/>
-          <w:szCs w:val="24"/>
-        </w:rPr>
-        <w:t xml:space="preserve">1. Understand the Question</w:t>
-      </w:r>
-      <w:r>
-        <w:rPr>
-          <w:i/>
-          <w:iCs/>
-          <w:color w:val="B97A12"/>
-          <w:sz w:val="19"/>
-          <w:szCs w:val="19"/>
-        </w:rPr>
-        <w:t xml:space="preserve">   justify</w:t>
-      </w:r>
-    </w:p>
     <w:tbl>
       <w:tblPr>
         <w:tblW w:type="pct" w:w="100%"/>
@@ -1451,344 +1410,6 @@
               </w:rPr>
               <w:t xml:space="preserve">How can pattern rules tell you how many points each player has after the streak — and how can a table of values prove your answer is reasonable?</w:t>
             </w:r>
-          </w:p>
-          <w:p>
-            <w:pPr>
-              <w:spacing w:after="0"/>
-            </w:pPr>
-            <w:r>
-              <w:rPr>
-                <w:b/>
-                <w:bCs/>
-                <w:color w:val="12355B"/>
-                <w:sz w:val="20"/>
-                <w:szCs w:val="20"/>
-              </w:rPr>
-              <w:t xml:space="preserve">Your job:  </w:t>
-            </w:r>
-            <w:r>
-              <w:rPr>
-                <w:sz w:val="20"/>
-                <w:szCs w:val="20"/>
-              </w:rPr>
-              <w:t xml:space="preserve">Answer the question. Use math evidence. Explain how the evidence proves your answer.</w:t>
-            </w:r>
-            <w:r>
-              <w:rPr>
-                <w:i/>
-                <w:iCs/>
-                <w:color w:val="5F6F80"/>
-                <w:sz w:val="18"/>
-                <w:szCs w:val="18"/>
-              </w:rPr>
-              <w:br/>
-              <w:t xml:space="preserve">Responde la pregunta. Usa evidencia matemática. Explica cómo la evidencia demuestra tu respuesta.</w:t>
-            </w:r>
-          </w:p>
-        </w:tc>
-      </w:tr>
-    </w:tbl>
-    <w:p>
-      <w:pPr>
-        <w:pStyle w:val="Heading2"/>
-        <w:spacing w:after="80" w:before="180"/>
-      </w:pPr>
-      <w:r>
-        <w:rPr>
-          <w:b/>
-          <w:bCs/>
-          <w:color w:val="12355B"/>
-          <w:sz w:val="24"/>
-          <w:szCs w:val="24"/>
-        </w:rPr>
-        <w:t xml:space="preserve">2. Plan Your Math Words</w:t>
-      </w:r>
-      <w:r>
-        <w:rPr>
-          <w:i/>
-          <w:iCs/>
-          <w:color w:val="1FA6A2"/>
-          <w:sz w:val="19"/>
-          <w:szCs w:val="19"/>
-        </w:rPr>
-        <w:t xml:space="preserve">   check at least two</w:t>
-      </w:r>
-    </w:p>
-    <w:p>
-      <w:pPr>
-        <w:spacing w:after="60"/>
-      </w:pPr>
-      <w:r>
-        <w:rPr>
-          <w:b/>
-          <w:bCs/>
-          <w:color w:val="1FA6A2"/>
-          <w:sz w:val="22"/>
-          <w:szCs w:val="22"/>
-        </w:rPr>
-        <w:t xml:space="preserve">☐  </w:t>
-      </w:r>
-      <w:r>
-        <w:rPr>
-          <w:b/>
-          <w:bCs/>
-          <w:color w:val="12355B"/>
-          <w:sz w:val="20"/>
-          <w:szCs w:val="20"/>
-        </w:rPr>
-        <w:t xml:space="preserve">pattern — </w:t>
-      </w:r>
-      <w:r>
-        <w:rPr>
-          <w:sz w:val="20"/>
-          <w:szCs w:val="20"/>
-        </w:rPr>
-        <w:t xml:space="preserve">Something that repeats or changes in a predictable way.</w:t>
-      </w:r>
-      <w:r>
-        <w:rPr>
-          <w:i/>
-          <w:iCs/>
-          <w:color w:val="5F6F80"/>
-          <w:sz w:val="18"/>
-          <w:szCs w:val="18"/>
-        </w:rPr>
-        <w:br/>
-        <w:t xml:space="preserve">patrón — Algo que se repite o cambia de una manera predecible.</w:t>
-      </w:r>
-    </w:p>
-    <w:p>
-      <w:pPr>
-        <w:spacing w:after="60"/>
-      </w:pPr>
-      <w:r>
-        <w:rPr>
-          <w:b/>
-          <w:bCs/>
-          <w:color w:val="1FA6A2"/>
-          <w:sz w:val="22"/>
-          <w:szCs w:val="22"/>
-        </w:rPr>
-        <w:t xml:space="preserve">☐  </w:t>
-      </w:r>
-      <w:r>
-        <w:rPr>
-          <w:b/>
-          <w:bCs/>
-          <w:color w:val="12355B"/>
-          <w:sz w:val="20"/>
-          <w:szCs w:val="20"/>
-        </w:rPr>
-        <w:t xml:space="preserve">pattern rule — </w:t>
-      </w:r>
-      <w:r>
-        <w:rPr>
-          <w:sz w:val="20"/>
-          <w:szCs w:val="20"/>
-        </w:rPr>
-        <w:t xml:space="preserve">The instruction that tells how to get from one number in a pattern to the next.</w:t>
-      </w:r>
-      <w:r>
-        <w:rPr>
-          <w:i/>
-          <w:iCs/>
-          <w:color w:val="5F6F80"/>
-          <w:sz w:val="18"/>
-          <w:szCs w:val="18"/>
-        </w:rPr>
-        <w:br/>
-        <w:t xml:space="preserve">regla del patrón — La instrucción que dice cómo pasar de un número del patrón al siguiente.</w:t>
-      </w:r>
-    </w:p>
-    <w:p>
-      <w:pPr>
-        <w:spacing w:after="60"/>
-      </w:pPr>
-      <w:r>
-        <w:rPr>
-          <w:b/>
-          <w:bCs/>
-          <w:color w:val="1FA6A2"/>
-          <w:sz w:val="22"/>
-          <w:szCs w:val="22"/>
-        </w:rPr>
-        <w:t xml:space="preserve">☐  </w:t>
-      </w:r>
-      <w:r>
-        <w:rPr>
-          <w:b/>
-          <w:bCs/>
-          <w:color w:val="12355B"/>
-          <w:sz w:val="20"/>
-          <w:szCs w:val="20"/>
-        </w:rPr>
-        <w:t xml:space="preserve">generalization — </w:t>
-      </w:r>
-      <w:r>
-        <w:rPr>
-          <w:sz w:val="20"/>
-          <w:szCs w:val="20"/>
-        </w:rPr>
-        <w:t xml:space="preserve">A statement that is true for a whole pattern, made by noticing repeated calculations.</w:t>
-      </w:r>
-      <w:r>
-        <w:rPr>
-          <w:i/>
-          <w:iCs/>
-          <w:color w:val="5F6F80"/>
-          <w:sz w:val="18"/>
-          <w:szCs w:val="18"/>
-        </w:rPr>
-        <w:br/>
-        <w:t xml:space="preserve">generalización — Una afirmación verdadera para todo un patrón, hecha al notar cálculos repetidos.</w:t>
-      </w:r>
-    </w:p>
-    <w:p>
-      <w:pPr>
-        <w:spacing w:after="60"/>
-      </w:pPr>
-      <w:r>
-        <w:rPr>
-          <w:b/>
-          <w:bCs/>
-          <w:color w:val="1FA6A2"/>
-          <w:sz w:val="22"/>
-          <w:szCs w:val="22"/>
-        </w:rPr>
-        <w:t xml:space="preserve">☐  </w:t>
-      </w:r>
-      <w:r>
-        <w:rPr>
-          <w:b/>
-          <w:bCs/>
-          <w:color w:val="12355B"/>
-          <w:sz w:val="20"/>
-          <w:szCs w:val="20"/>
-        </w:rPr>
-        <w:t xml:space="preserve">table of values — </w:t>
-      </w:r>
-      <w:r>
-        <w:rPr>
-          <w:sz w:val="20"/>
-          <w:szCs w:val="20"/>
-        </w:rPr>
-        <w:t xml:space="preserve">A table that lists each step of a pattern so you can check that a solution is reasonable.</w:t>
-      </w:r>
-      <w:r>
-        <w:rPr>
-          <w:i/>
-          <w:iCs/>
-          <w:color w:val="5F6F80"/>
-          <w:sz w:val="18"/>
-          <w:szCs w:val="18"/>
-        </w:rPr>
-        <w:br/>
-        <w:t xml:space="preserve">tabla de valores — Una tabla que muestra cada paso de un patrón para comprobar que una solución es razonable.</w:t>
-      </w:r>
-    </w:p>
-    <w:p>
-      <w:pPr>
-        <w:spacing w:after="60"/>
-      </w:pPr>
-      <w:r>
-        <w:rPr>
-          <w:b/>
-          <w:bCs/>
-          <w:color w:val="1FA6A2"/>
-          <w:sz w:val="22"/>
-          <w:szCs w:val="22"/>
-        </w:rPr>
-        <w:t xml:space="preserve">☐  </w:t>
-      </w:r>
-      <w:r>
-        <w:rPr>
-          <w:b/>
-          <w:bCs/>
-          <w:color w:val="12355B"/>
-          <w:sz w:val="20"/>
-          <w:szCs w:val="20"/>
-        </w:rPr>
-        <w:t xml:space="preserve">reasonableness — </w:t>
-      </w:r>
-      <w:r>
-        <w:rPr>
-          <w:sz w:val="20"/>
-          <w:szCs w:val="20"/>
-        </w:rPr>
-        <w:t xml:space="preserve">Whether an answer makes sense — checked as you work, with adjustments made when needed.</w:t>
-      </w:r>
-      <w:r>
-        <w:rPr>
-          <w:i/>
-          <w:iCs/>
-          <w:color w:val="5F6F80"/>
-          <w:sz w:val="18"/>
-          <w:szCs w:val="18"/>
-        </w:rPr>
-        <w:br/>
-        <w:t xml:space="preserve">sensatez del resultado — Si una respuesta tiene sentido — se comprueba mientras trabajas y se ajusta cuando es necesario.</w:t>
-      </w:r>
-    </w:p>
-    <w:tbl>
-      <w:tblPr>
-        <w:tblW w:type="pct" w:w="100%"/>
-        <w:tblBorders>
-          <w:top w:val="single" w:color="1FA6A2" w:sz="8"/>
-          <w:left w:val="single" w:color="1FA6A2" w:sz="8"/>
-          <w:bottom w:val="single" w:color="1FA6A2" w:sz="8"/>
-          <w:right w:val="single" w:color="1FA6A2" w:sz="8"/>
-          <w:insideH w:val="single" w:color="auto" w:sz="4"/>
-          <w:insideV w:val="single" w:color="auto" w:sz="4"/>
-        </w:tblBorders>
-      </w:tblPr>
-      <w:tblGrid>
-        <w:gridCol w:w="100"/>
-      </w:tblGrid>
-      <w:tr>
-        <w:tc>
-          <w:tcPr>
-            <w:shd w:fill="F7FFFD" w:color="auto" w:val="clear"/>
-            <w:tcMar>
-              <w:top w:type="dxa" w:w="120"/>
-              <w:left w:type="dxa" w:w="180"/>
-              <w:bottom w:type="dxa" w:w="120"/>
-              <w:right w:type="dxa" w:w="180"/>
-            </w:tcMar>
-          </w:tcPr>
-          <w:p>
-            <w:pPr>
-              <w:spacing w:after="50"/>
-            </w:pPr>
-            <w:r>
-              <w:rPr>
-                <w:b/>
-                <w:bCs/>
-                <w:color w:val="1FA6A2"/>
-                <w:sz w:val="20"/>
-                <w:szCs w:val="20"/>
-              </w:rPr>
-              <w:t xml:space="preserve">Say it first:  </w:t>
-            </w:r>
-            <w:r>
-              <w:rPr>
-                <w:sz w:val="20"/>
-                <w:szCs w:val="20"/>
-              </w:rPr>
-              <w:t xml:space="preserve">Say your idea to a partner or quietly to yourself before you write.</w:t>
-            </w:r>
-          </w:p>
-          <w:p>
-            <w:pPr>
-              <w:spacing w:after="60"/>
-            </w:pPr>
-            <w:r>
-              <w:rPr>
-                <w:color w:val="1A2733"/>
-                <w:sz w:val="21"/>
-                <w:szCs w:val="21"/>
-              </w:rPr>
-              <w:t xml:space="preserve">Player A's pattern rule leads to a final score of ___ points. Player B's pattern rule leads to a final score of ___ points. Creating a ___ of values that checks each step confirms both totals are correct.</w:t>
-            </w:r>
             <w:r>
               <w:rPr>
                 <w:i/>
@@ -1798,7 +1419,7 @@
                 <w:szCs w:val="19"/>
               </w:rPr>
               <w:br/>
-              <w:t xml:space="preserve">Di tu respuesta primero: Mi respuesta es ___ porque ___.</w:t>
+              <w:t xml:space="preserve">¿Cómo te pueden decir las reglas de patrón cuántos puntos tiene cada jugador después de la racha — y cómo puede una tabla de valores probar que tu respuesta es razonable?</w:t>
             </w:r>
           </w:p>
         </w:tc>
@@ -1806,28 +1427,192 @@
     </w:tbl>
     <w:p>
       <w:pPr>
-        <w:pStyle w:val="Heading2"/>
-        <w:spacing w:after="80" w:before="180"/>
-      </w:pPr>
-      <w:r>
-        <w:rPr>
-          <w:b/>
-          <w:bCs/>
-          <w:color w:val="12355B"/>
-          <w:sz w:val="24"/>
-          <w:szCs w:val="24"/>
-        </w:rPr>
-        <w:t xml:space="preserve">3. Build Your Explanation</w:t>
-      </w:r>
+        <w:spacing w:after="100"/>
+      </w:pPr>
       <w:r>
         <w:rPr>
           <w:i/>
           <w:iCs/>
-          <w:color w:val="B97A12"/>
+          <w:color w:val="5F6F80"/>
           <w:sz w:val="19"/>
           <w:szCs w:val="19"/>
         </w:rPr>
-        <w:t xml:space="preserve">   choose your support</w:t>
+        <w:t xml:space="preserve">Say your answer to a partner first. Then write it, using at least two of these words:</w:t>
+      </w:r>
+    </w:p>
+    <w:p>
+      <w:pPr>
+        <w:spacing w:after="40"/>
+      </w:pPr>
+      <w:r>
+        <w:rPr>
+          <w:b/>
+          <w:bCs/>
+          <w:color w:val="1FA6A2"/>
+          <w:sz w:val="22"/>
+          <w:szCs w:val="22"/>
+        </w:rPr>
+        <w:t xml:space="preserve">☐  </w:t>
+      </w:r>
+      <w:r>
+        <w:rPr>
+          <w:b/>
+          <w:bCs/>
+          <w:color w:val="12355B"/>
+          <w:sz w:val="20"/>
+          <w:szCs w:val="20"/>
+        </w:rPr>
+        <w:t xml:space="preserve">pattern</w:t>
+      </w:r>
+      <w:r>
+        <w:rPr>
+          <w:i/>
+          <w:iCs/>
+          <w:color w:val="5F6F80"/>
+          <w:sz w:val="18"/>
+          <w:szCs w:val="18"/>
+        </w:rPr>
+        <w:t xml:space="preserve">  ·  patrón</w:t>
+      </w:r>
+    </w:p>
+    <w:p>
+      <w:pPr>
+        <w:spacing w:after="40"/>
+      </w:pPr>
+      <w:r>
+        <w:rPr>
+          <w:b/>
+          <w:bCs/>
+          <w:color w:val="1FA6A2"/>
+          <w:sz w:val="22"/>
+          <w:szCs w:val="22"/>
+        </w:rPr>
+        <w:t xml:space="preserve">☐  </w:t>
+      </w:r>
+      <w:r>
+        <w:rPr>
+          <w:b/>
+          <w:bCs/>
+          <w:color w:val="12355B"/>
+          <w:sz w:val="20"/>
+          <w:szCs w:val="20"/>
+        </w:rPr>
+        <w:t xml:space="preserve">pattern rule</w:t>
+      </w:r>
+      <w:r>
+        <w:rPr>
+          <w:i/>
+          <w:iCs/>
+          <w:color w:val="5F6F80"/>
+          <w:sz w:val="18"/>
+          <w:szCs w:val="18"/>
+        </w:rPr>
+        <w:t xml:space="preserve">  ·  regla del patrón</w:t>
+      </w:r>
+    </w:p>
+    <w:p>
+      <w:pPr>
+        <w:spacing w:after="40"/>
+      </w:pPr>
+      <w:r>
+        <w:rPr>
+          <w:b/>
+          <w:bCs/>
+          <w:color w:val="1FA6A2"/>
+          <w:sz w:val="22"/>
+          <w:szCs w:val="22"/>
+        </w:rPr>
+        <w:t xml:space="preserve">☐  </w:t>
+      </w:r>
+      <w:r>
+        <w:rPr>
+          <w:b/>
+          <w:bCs/>
+          <w:color w:val="12355B"/>
+          <w:sz w:val="20"/>
+          <w:szCs w:val="20"/>
+        </w:rPr>
+        <w:t xml:space="preserve">generalization</w:t>
+      </w:r>
+      <w:r>
+        <w:rPr>
+          <w:i/>
+          <w:iCs/>
+          <w:color w:val="5F6F80"/>
+          <w:sz w:val="18"/>
+          <w:szCs w:val="18"/>
+        </w:rPr>
+        <w:t xml:space="preserve">  ·  generalización</w:t>
+      </w:r>
+    </w:p>
+    <w:p>
+      <w:pPr>
+        <w:spacing w:after="40"/>
+      </w:pPr>
+      <w:r>
+        <w:rPr>
+          <w:b/>
+          <w:bCs/>
+          <w:color w:val="1FA6A2"/>
+          <w:sz w:val="22"/>
+          <w:szCs w:val="22"/>
+        </w:rPr>
+        <w:t xml:space="preserve">☐  </w:t>
+      </w:r>
+      <w:r>
+        <w:rPr>
+          <w:b/>
+          <w:bCs/>
+          <w:color w:val="12355B"/>
+          <w:sz w:val="20"/>
+          <w:szCs w:val="20"/>
+        </w:rPr>
+        <w:t xml:space="preserve">table of values</w:t>
+      </w:r>
+      <w:r>
+        <w:rPr>
+          <w:i/>
+          <w:iCs/>
+          <w:color w:val="5F6F80"/>
+          <w:sz w:val="18"/>
+          <w:szCs w:val="18"/>
+        </w:rPr>
+        <w:t xml:space="preserve">  ·  tabla de valores</w:t>
+      </w:r>
+    </w:p>
+    <w:p>
+      <w:pPr>
+        <w:spacing w:after="40"/>
+      </w:pPr>
+      <w:r>
+        <w:rPr>
+          <w:b/>
+          <w:bCs/>
+          <w:color w:val="1FA6A2"/>
+          <w:sz w:val="22"/>
+          <w:szCs w:val="22"/>
+        </w:rPr>
+        <w:t xml:space="preserve">☐  </w:t>
+      </w:r>
+      <w:r>
+        <w:rPr>
+          <w:b/>
+          <w:bCs/>
+          <w:color w:val="12355B"/>
+          <w:sz w:val="20"/>
+          <w:szCs w:val="20"/>
+        </w:rPr>
+        <w:t xml:space="preserve">reasonableness</w:t>
+      </w:r>
+      <w:r>
+        <w:rPr>
+          <w:i/>
+          <w:iCs/>
+          <w:color w:val="5F6F80"/>
+          <w:sz w:val="18"/>
+          <w:szCs w:val="18"/>
+        </w:rPr>
+        <w:t xml:space="preserve">  ·  sensatez del resultado</w:t>
       </w:r>
     </w:p>
     <w:tbl>
@@ -1858,21 +1643,6 @@
           </w:tcPr>
           <w:p>
             <w:pPr>
-              <w:spacing w:after="50"/>
-            </w:pPr>
-            <w:r>
-              <w:rPr>
-                <w:i/>
-                <w:iCs/>
-                <w:color w:val="5F6F80"/>
-                <w:sz w:val="19"/>
-                <w:szCs w:val="19"/>
-              </w:rPr>
-              <w:t xml:space="preserve">This model shows the parts of an explanation. It does not answer your writing question.</w:t>
-            </w:r>
-          </w:p>
-          <w:p>
-            <w:pPr>
               <w:spacing w:after="80"/>
             </w:pPr>
             <w:r>
@@ -1883,58 +1653,14 @@
                 <w:sz w:val="19"/>
                 <w:szCs w:val="19"/>
               </w:rPr>
-              <w:t xml:space="preserve">Claim:  </w:t>
+              <w:t xml:space="preserve">Model:  </w:t>
             </w:r>
             <w:r>
               <w:rPr>
                 <w:sz w:val="19"/>
                 <w:szCs w:val="19"/>
               </w:rPr>
-              <w:t xml:space="preserve">The lesson distinguishes patterns that keep going (like coin value scaling) from one-time facts (like the jar's specific total).</w:t>
-            </w:r>
-          </w:p>
-          <w:p>
-            <w:pPr>
-              <w:spacing w:after="80"/>
-            </w:pPr>
-            <w:r>
-              <w:rPr>
-                <w:b/>
-                <w:bCs/>
-                <w:color w:val="12355B"/>
-                <w:sz w:val="19"/>
-                <w:szCs w:val="19"/>
-              </w:rPr>
-              <w:t xml:space="preserve">Evidence:  </w:t>
-            </w:r>
-            <w:r>
-              <w:rPr>
-                <w:sz w:val="19"/>
-                <w:szCs w:val="19"/>
-              </w:rPr>
-              <w:t xml:space="preserve">A strong answer explains a pattern applies to any number of coins (it generalizes), while a fact like $53.50 is fixed to this one jar. A weak answer just labels each card without explaining the difference.</w:t>
-            </w:r>
-          </w:p>
-          <w:p>
-            <w:pPr>
-              <w:spacing w:after="80"/>
-            </w:pPr>
-            <w:r>
-              <w:rPr>
-                <w:b/>
-                <w:bCs/>
-                <w:color w:val="12355B"/>
-                <w:sz w:val="19"/>
-                <w:szCs w:val="19"/>
-              </w:rPr>
-              <w:t xml:space="preserve">Reasoning:  </w:t>
-            </w:r>
-            <w:r>
-              <w:rPr>
-                <w:sz w:val="19"/>
-                <w:szCs w:val="19"/>
-              </w:rPr>
-              <w:t xml:space="preserve">This evidence connects the definition of pattern to the mathematical claim.</w:t>
+              <w:t xml:space="preserve">The lesson distinguishes patterns that keep going (like coin value scaling) from one-time facts (like the jar's specific total). — A strong answer explains a pattern applies to any number of coins (it generalizes), while a fact like $53.50 is fixed to this one jar. A weak answer just labels each card without explaining the difference.</w:t>
             </w:r>
           </w:p>
         </w:tc>
@@ -2013,7 +1739,7 @@
           <w:sz w:val="21"/>
           <w:szCs w:val="21"/>
         </w:rPr>
-        <w:t xml:space="preserve">My answer is ___.</w:t>
+        <w:t xml:space="preserve">My answer is ___ because ___.</w:t>
       </w:r>
       <w:r>
         <w:rPr>
@@ -2024,7 +1750,7 @@
           <w:szCs w:val="19"/>
         </w:rPr>
         <w:br/>
-        <w:t xml:space="preserve">Mi respuesta es ___.</w:t>
+        <w:t xml:space="preserve">Mi respuesta es ___ porque ___.</w:t>
       </w:r>
     </w:p>
     <w:tbl>
@@ -2164,7 +1890,7 @@
           <w:sz w:val="21"/>
           <w:szCs w:val="21"/>
         </w:rPr>
-        <w:t xml:space="preserve">I know because ___.</w:t>
+        <w:t xml:space="preserve">My evidence is ___, so ___.</w:t>
       </w:r>
       <w:r>
         <w:rPr>
@@ -2175,31 +1901,7 @@
           <w:szCs w:val="19"/>
         </w:rPr>
         <w:br/>
-        <w:t xml:space="preserve">Lo sé porque ___.</w:t>
-      </w:r>
-    </w:p>
-    <w:p>
-      <w:pPr>
-        <w:spacing w:after="60"/>
-      </w:pPr>
-      <w:r>
-        <w:rPr>
-          <w:color w:val="1A2733"/>
-          <w:sz w:val="21"/>
-          <w:szCs w:val="21"/>
-        </w:rPr>
-        <w:t xml:space="preserve">So ___.</w:t>
-      </w:r>
-      <w:r>
-        <w:rPr>
-          <w:i/>
-          <w:iCs/>
-          <w:color w:val="5F6F80"/>
-          <w:sz w:val="19"/>
-          <w:szCs w:val="19"/>
-        </w:rPr>
-        <w:br/>
-        <w:t xml:space="preserve">Entonces ___.</w:t>
+        <w:t xml:space="preserve">Mi evidencia es ___, entonces ___.</w:t>
       </w:r>
     </w:p>
     <w:tbl>
@@ -2305,78 +2007,6 @@
         <w:t xml:space="preserve">Escribe una afirmación, da evidencia matemática y explica tu razonamiento.</w:t>
       </w:r>
     </w:p>
-    <w:p>
-      <w:pPr>
-        <w:spacing w:after="60"/>
-      </w:pPr>
-      <w:r>
-        <w:rPr>
-          <w:color w:val="1A2733"/>
-          <w:sz w:val="21"/>
-          <w:szCs w:val="21"/>
-        </w:rPr>
-        <w:t xml:space="preserve">My claim is ___.</w:t>
-      </w:r>
-      <w:r>
-        <w:rPr>
-          <w:i/>
-          <w:iCs/>
-          <w:color w:val="5F6F80"/>
-          <w:sz w:val="19"/>
-          <w:szCs w:val="19"/>
-        </w:rPr>
-        <w:br/>
-        <w:t xml:space="preserve">Mi afirmación es ___.</w:t>
-      </w:r>
-    </w:p>
-    <w:p>
-      <w:pPr>
-        <w:spacing w:after="60"/>
-      </w:pPr>
-      <w:r>
-        <w:rPr>
-          <w:color w:val="1A2733"/>
-          <w:sz w:val="21"/>
-          <w:szCs w:val="21"/>
-        </w:rPr>
-        <w:t xml:space="preserve">My math evidence is ___.</w:t>
-      </w:r>
-      <w:r>
-        <w:rPr>
-          <w:i/>
-          <w:iCs/>
-          <w:color w:val="5F6F80"/>
-          <w:sz w:val="19"/>
-          <w:szCs w:val="19"/>
-        </w:rPr>
-        <w:br/>
-        <w:t xml:space="preserve">Mi evidencia matemática es ___.</w:t>
-      </w:r>
-    </w:p>
-    <w:p>
-      <w:pPr>
-        <w:spacing w:after="60"/>
-      </w:pPr>
-      <w:r>
-        <w:rPr>
-          <w:color w:val="1A2733"/>
-          <w:sz w:val="21"/>
-          <w:szCs w:val="21"/>
-        </w:rPr>
-        <w:t xml:space="preserve">This proves ___ because ___.</w:t>
-      </w:r>
-      <w:r>
-        <w:rPr>
-          <w:i/>
-          <w:iCs/>
-          <w:color w:val="5F6F80"/>
-          <w:sz w:val="19"/>
-          <w:szCs w:val="19"/>
-        </w:rPr>
-        <w:br/>
-        <w:t xml:space="preserve">Esto demuestra ___ porque ___.</w:t>
-      </w:r>
-    </w:p>
     <w:tbl>
       <w:tblPr>
         <w:tblW w:type="pct" w:w="100%"/>
@@ -2459,7 +2089,7 @@
           <w:sz w:val="24"/>
           <w:szCs w:val="24"/>
         </w:rPr>
-        <w:t xml:space="preserve">4. Check Your Explanation</w:t>
+        <w:t xml:space="preserve">Check Your Explanation</w:t>
       </w:r>
       <w:r>
         <w:rPr>
@@ -2469,7 +2099,7 @@
           <w:sz w:val="19"/>
           <w:szCs w:val="19"/>
         </w:rPr>
-        <w:t xml:space="preserve">   five quick checks</w:t>
+        <w:t xml:space="preserve">   three quick checks</w:t>
       </w:r>
     </w:p>
     <w:p>
@@ -2493,17 +2123,6 @@
         </w:rPr>
         <w:t xml:space="preserve">I answered the question.</w:t>
       </w:r>
-      <w:r>
-        <w:rPr>
-          <w:i/>
-          <w:iCs/>
-          <w:color w:val="5F6F80"/>
-          <w:sz w:val="18"/>
-          <w:szCs w:val="18"/>
-        </w:rPr>
-        <w:br/>
-        <w:t xml:space="preserve">Respondí la pregunta.</w:t>
-      </w:r>
     </w:p>
     <w:p>
       <w:pPr>
@@ -2524,18 +2143,7 @@
           <w:sz w:val="20"/>
           <w:szCs w:val="20"/>
         </w:rPr>
-        <w:t xml:space="preserve">I used math evidence: numbers, an equation, a model, or a comparison.</w:t>
-      </w:r>
-      <w:r>
-        <w:rPr>
-          <w:i/>
-          <w:iCs/>
-          <w:color w:val="5F6F80"/>
-          <w:sz w:val="18"/>
-          <w:szCs w:val="18"/>
-        </w:rPr>
-        <w:br/>
-        <w:t xml:space="preserve">Usé evidencia matemática: números, una ecuación, un modelo o una comparación.</w:t>
+        <w:t xml:space="preserve">I used math evidence: numbers, an equation, or a model.</w:t>
       </w:r>
     </w:p>
     <w:p>
@@ -2557,84 +2165,7 @@
           <w:sz w:val="20"/>
           <w:szCs w:val="20"/>
         </w:rPr>
-        <w:t xml:space="preserve">I explained how the evidence proves my answer.</w:t>
-      </w:r>
-      <w:r>
-        <w:rPr>
-          <w:i/>
-          <w:iCs/>
-          <w:color w:val="5F6F80"/>
-          <w:sz w:val="18"/>
-          <w:szCs w:val="18"/>
-        </w:rPr>
-        <w:br/>
-        <w:t xml:space="preserve">Expliqué cómo la evidencia demuestra mi respuesta.</w:t>
-      </w:r>
-    </w:p>
-    <w:p>
-      <w:pPr>
-        <w:spacing w:after="80"/>
-      </w:pPr>
-      <w:r>
-        <w:rPr>
-          <w:b/>
-          <w:bCs/>
-          <w:color w:val="1FA6A2"/>
-          <w:sz w:val="22"/>
-          <w:szCs w:val="22"/>
-        </w:rPr>
-        <w:t xml:space="preserve">☐  </w:t>
-      </w:r>
-      <w:r>
-        <w:rPr>
-          <w:sz w:val="20"/>
-          <w:szCs w:val="20"/>
-        </w:rPr>
         <w:t xml:space="preserve">I used at least two math words.</w:t>
-      </w:r>
-      <w:r>
-        <w:rPr>
-          <w:i/>
-          <w:iCs/>
-          <w:color w:val="5F6F80"/>
-          <w:sz w:val="18"/>
-          <w:szCs w:val="18"/>
-        </w:rPr>
-        <w:br/>
-        <w:t xml:space="preserve">Usé por lo menos dos palabras matemáticas.</w:t>
-      </w:r>
-    </w:p>
-    <w:p>
-      <w:pPr>
-        <w:spacing w:after="80"/>
-      </w:pPr>
-      <w:r>
-        <w:rPr>
-          <w:b/>
-          <w:bCs/>
-          <w:color w:val="1FA6A2"/>
-          <w:sz w:val="22"/>
-          <w:szCs w:val="22"/>
-        </w:rPr>
-        <w:t xml:space="preserve">☐  </w:t>
-      </w:r>
-      <w:r>
-        <w:rPr>
-          <w:sz w:val="20"/>
-          <w:szCs w:val="20"/>
-        </w:rPr>
-        <w:t xml:space="preserve">I reread complete sentences and punctuation.</w:t>
-      </w:r>
-      <w:r>
-        <w:rPr>
-          <w:i/>
-          <w:iCs/>
-          <w:color w:val="5F6F80"/>
-          <w:sz w:val="18"/>
-          <w:szCs w:val="18"/>
-        </w:rPr>
-        <w:br/>
-        <w:t xml:space="preserve">Volví a leer mis oraciones completas y la puntuación.</w:t>
       </w:r>
     </w:p>
     <w:p>
@@ -5084,7 +4615,7 @@
           <w:sz w:val="20"/>
           <w:szCs w:val="20"/>
         </w:rPr>
-        <w:t xml:space="preserve">☐  I answered the question.</w:t>
+        <w:t xml:space="preserve">☐  The answer to the math question is correct.</w:t>
       </w:r>
     </w:p>
     <w:p>
@@ -5096,7 +4627,7 @@
           <w:sz w:val="20"/>
           <w:szCs w:val="20"/>
         </w:rPr>
-        <w:t xml:space="preserve">☐  I used math evidence: numbers, an equation, a model, or a comparison.</w:t>
+        <w:t xml:space="preserve">☐  The evidence is real lesson mathematics (numbers, equation, or model), not restated claim.</w:t>
       </w:r>
     </w:p>
     <w:p>
@@ -5108,31 +4639,7 @@
           <w:sz w:val="20"/>
           <w:szCs w:val="20"/>
         </w:rPr>
-        <w:t xml:space="preserve">☐  I explained how the evidence proves my answer.</w:t>
-      </w:r>
-    </w:p>
-    <w:p>
-      <w:pPr>
-        <w:spacing w:after="80"/>
-      </w:pPr>
-      <w:r>
-        <w:rPr>
-          <w:sz w:val="20"/>
-          <w:szCs w:val="20"/>
-        </w:rPr>
-        <w:t xml:space="preserve">☐  I used at least two math words.</w:t>
-      </w:r>
-    </w:p>
-    <w:p>
-      <w:pPr>
-        <w:spacing w:after="80"/>
-      </w:pPr>
-      <w:r>
-        <w:rPr>
-          <w:sz w:val="20"/>
-          <w:szCs w:val="20"/>
-        </w:rPr>
-        <w:t xml:space="preserve">☐  I reread complete sentences and punctuation.</w:t>
+        <w:t xml:space="preserve">☐  The support level changed the language scaffolding, never the mathematical expectation.</w:t>
       </w:r>
     </w:p>
     <w:sectPr>
